--- a/info_main/docs/github_list.docx
+++ b/info_main/docs/github_list.docx
@@ -6,839 +6,322 @@
       <w:pPr>
         <w:pStyle w:val="NoSpacing"/>
       </w:pPr>
-      <w:proofErr w:type="spellStart"/>
-      <w:proofErr w:type="gramStart"/>
-      <w:r>
-        <w:t>lets</w:t>
-      </w:r>
-      <w:proofErr w:type="spellEnd"/>
-      <w:proofErr w:type="gramEnd"/>
-      <w:r>
-        <w:t xml:space="preserve"> create master</w:t>
-      </w:r>
-    </w:p>
-    <w:p>
-      <w:pPr>
-        <w:pStyle w:val="NoSpacing"/>
-      </w:pPr>
-      <w:r>
-        <w:t>3:21 PM</w:t>
-      </w:r>
-    </w:p>
-    <w:p>
-      <w:pPr>
-        <w:pStyle w:val="NoSpacing"/>
-      </w:pPr>
-      <w:r>
-        <w:t>Run these commands inside your </w:t>
-      </w:r>
-      <w:proofErr w:type="spellStart"/>
-      <w:r>
-        <w:t>schwab_loader</w:t>
-      </w:r>
-      <w:proofErr w:type="spellEnd"/>
-      <w:r>
-        <w:t> project folder:</w:t>
-      </w:r>
-    </w:p>
-    <w:p>
-      <w:pPr>
-        <w:pStyle w:val="NoSpacing"/>
-      </w:pPr>
-      <w:r>
-        <w:t>bash</w:t>
-      </w:r>
-    </w:p>
-    <w:p>
-      <w:pPr>
-        <w:pStyle w:val="NoSpacing"/>
-      </w:pPr>
-      <w:r>
-        <w:t>cd C:\Ara\Python\Api\Schwab\Working\schwab_market_data</w:t>
-      </w:r>
-    </w:p>
-    <w:p>
-      <w:pPr>
-        <w:pStyle w:val="NoSpacing"/>
-      </w:pPr>
-    </w:p>
-    <w:p>
-      <w:pPr>
-        <w:pStyle w:val="NoSpacing"/>
-      </w:pPr>
-      <w:r>
-        <w:t xml:space="preserve">git </w:t>
-      </w:r>
-      <w:proofErr w:type="spellStart"/>
-      <w:r>
-        <w:t>init</w:t>
-      </w:r>
-      <w:proofErr w:type="spellEnd"/>
-    </w:p>
-    <w:p>
-      <w:pPr>
-        <w:pStyle w:val="NoSpacing"/>
-      </w:pPr>
-      <w:r>
-        <w:t xml:space="preserve">git </w:t>
-      </w:r>
-      <w:proofErr w:type="gramStart"/>
-      <w:r>
-        <w:t>add .</w:t>
-      </w:r>
-      <w:proofErr w:type="gramEnd"/>
-    </w:p>
-    <w:p>
-      <w:pPr>
-        <w:pStyle w:val="NoSpacing"/>
-      </w:pPr>
-      <w:r>
-        <w:t xml:space="preserve">git commit -m "initial commit - modular </w:t>
-      </w:r>
-      <w:proofErr w:type="spellStart"/>
-      <w:r>
-        <w:t>schwab</w:t>
-      </w:r>
-      <w:proofErr w:type="spellEnd"/>
-      <w:r>
-        <w:t xml:space="preserve"> market data loader"</w:t>
-      </w:r>
-    </w:p>
-    <w:p>
-      <w:pPr>
-        <w:pStyle w:val="NoSpacing"/>
-      </w:pPr>
-      <w:r>
-        <w:t>git branch -M master</w:t>
-      </w:r>
-    </w:p>
-    <w:p>
-      <w:pPr>
-        <w:pStyle w:val="NoSpacing"/>
-      </w:pPr>
-    </w:p>
-    <w:p>
-      <w:pPr>
-        <w:pStyle w:val="NoSpacing"/>
-      </w:pPr>
-      <w:r>
-        <w:t>git checkout -b dev</w:t>
-      </w:r>
-    </w:p>
-    <w:p>
-      <w:pPr>
-        <w:pStyle w:val="NoSpacing"/>
-      </w:pPr>
-      <w:r>
-        <w:t>git push -u origin dev</w:t>
-      </w:r>
-    </w:p>
-    <w:p>
-      <w:pPr>
-        <w:pStyle w:val="NoSpacing"/>
-      </w:pPr>
-    </w:p>
-    <w:p>
-      <w:pPr>
-        <w:pStyle w:val="NoSpacing"/>
-      </w:pPr>
-      <w:r>
-        <w:t>git checkout master</w:t>
-      </w:r>
-    </w:p>
-    <w:p>
-      <w:pPr>
-        <w:pStyle w:val="NoSpacing"/>
-      </w:pPr>
-      <w:r>
-        <w:t xml:space="preserve">git checkout -b </w:t>
+      <w:r>
+        <w:rPr>
+          <w:noProof/>
+        </w:rPr>
+        <w:drawing>
+          <wp:inline distT="0" distB="0" distL="0" distR="0" wp14:anchorId="155B34E3" wp14:editId="779DB1D2">
+            <wp:extent cx="5943600" cy="3670935"/>
+            <wp:effectExtent l="0" t="0" r="0" b="0"/>
+            <wp:docPr id="2022399947" name="Graphic 1"/>
+            <wp:cNvGraphicFramePr>
+              <a:graphicFrameLocks xmlns:a="http://schemas.openxmlformats.org/drawingml/2006/main" noChangeAspect="1"/>
+            </wp:cNvGraphicFramePr>
+            <a:graphic xmlns:a="http://schemas.openxmlformats.org/drawingml/2006/main">
+              <a:graphicData uri="http://schemas.openxmlformats.org/drawingml/2006/picture">
+                <pic:pic xmlns:pic="http://schemas.openxmlformats.org/drawingml/2006/picture">
+                  <pic:nvPicPr>
+                    <pic:cNvPr id="1475791870" name=""/>
+                    <pic:cNvPicPr/>
+                  </pic:nvPicPr>
+                  <pic:blipFill>
+                    <a:blip r:embed="rId5">
+                      <a:extLst>
+                        <a:ext uri="{96DAC541-7B7A-43D3-8B79-37D633B846F1}">
+                          <asvg:svgBlip xmlns:asvg="http://schemas.microsoft.com/office/drawing/2016/SVG/main" r:embed="rId6"/>
+                        </a:ext>
+                      </a:extLst>
+                    </a:blip>
+                    <a:stretch>
+                      <a:fillRect/>
+                    </a:stretch>
+                  </pic:blipFill>
+                  <pic:spPr>
+                    <a:xfrm>
+                      <a:off x="0" y="0"/>
+                      <a:ext cx="5943600" cy="3670935"/>
+                    </a:xfrm>
+                    <a:prstGeom prst="rect">
+                      <a:avLst/>
+                    </a:prstGeom>
+                  </pic:spPr>
+                </pic:pic>
+              </a:graphicData>
+            </a:graphic>
+          </wp:inline>
+        </w:drawing>
+      </w:r>
+    </w:p>
+    <w:p>
+      <w:pPr>
+        <w:pStyle w:val="NoSpacing"/>
+        <w:pBdr>
+          <w:bottom w:val="double" w:sz="6" w:space="1" w:color="auto"/>
+        </w:pBdr>
+      </w:pPr>
+    </w:p>
+    <w:p>
+      <w:pPr>
+        <w:pStyle w:val="NoSpacing"/>
+      </w:pPr>
+    </w:p>
+    <w:p>
+      <w:pPr>
+        <w:pStyle w:val="NoSpacing"/>
+      </w:pPr>
+    </w:p>
+    <w:p>
+      <w:pPr>
+        <w:pStyle w:val="NoSpacing"/>
+      </w:pPr>
+      <w:r>
+        <w:t xml:space="preserve">==================================  </w:t>
+      </w:r>
+    </w:p>
+    <w:p>
+      <w:pPr>
+        <w:pStyle w:val="NoSpacing"/>
+      </w:pPr>
+      <w:r>
+        <w:t># Current local branch name</w:t>
+      </w:r>
+    </w:p>
+    <w:p>
+      <w:pPr>
+        <w:pStyle w:val="NoSpacing"/>
+      </w:pPr>
+      <w:r>
+        <w:t xml:space="preserve"> git branch --show-current</w:t>
+      </w:r>
+    </w:p>
+    <w:p>
+      <w:pPr>
+        <w:pStyle w:val="NoSpacing"/>
+      </w:pPr>
+    </w:p>
+    <w:p>
+      <w:pPr>
+        <w:pStyle w:val="NoSpacing"/>
+      </w:pPr>
+    </w:p>
+    <w:p>
+      <w:pPr>
+        <w:pStyle w:val="NoSpacing"/>
+      </w:pPr>
+    </w:p>
+    <w:p>
+      <w:pPr>
+        <w:pStyle w:val="NoSpacing"/>
+      </w:pPr>
+      <w:r>
+        <w:rPr>
+          <w:highlight w:val="yellow"/>
+        </w:rPr>
+        <w:t>git branch -</w:t>
+      </w:r>
+      <w:proofErr w:type="spellStart"/>
+      <w:r>
+        <w:rPr>
+          <w:highlight w:val="yellow"/>
+        </w:rPr>
+        <w:t>vv</w:t>
+      </w:r>
+      <w:proofErr w:type="spellEnd"/>
+    </w:p>
+    <w:p>
+      <w:pPr>
+        <w:pStyle w:val="NoSpacing"/>
+      </w:pPr>
+      <w:r>
+        <w:t>(.</w:t>
+      </w:r>
+      <w:proofErr w:type="spellStart"/>
+      <w:r>
+        <w:t>venv</w:t>
+      </w:r>
+      <w:proofErr w:type="spellEnd"/>
+      <w:r>
+        <w:t>) PS C:\Ara\Python\Api\working\schwab_market_data&gt; git branch -</w:t>
+      </w:r>
+      <w:proofErr w:type="spellStart"/>
+      <w:r>
+        <w:t>vv</w:t>
+      </w:r>
+      <w:proofErr w:type="spellEnd"/>
+    </w:p>
+    <w:p>
+      <w:pPr>
+        <w:pStyle w:val="NoSpacing"/>
+      </w:pPr>
+      <w:r>
+        <w:t xml:space="preserve">  </w:t>
+      </w:r>
+      <w:proofErr w:type="gramStart"/>
+      <w:r>
+        <w:t>dev  3</w:t>
+      </w:r>
+      <w:proofErr w:type="gramEnd"/>
+      <w:r>
+        <w:t xml:space="preserve">eaad02 [origin/dev] </w:t>
+      </w:r>
+      <w:proofErr w:type="spellStart"/>
+      <w:r>
+        <w:t>github</w:t>
+      </w:r>
+      <w:proofErr w:type="spellEnd"/>
+      <w:r>
+        <w:t xml:space="preserve"> create</w:t>
+      </w:r>
+    </w:p>
+    <w:p>
+      <w:pPr>
+        <w:pStyle w:val="NoSpacing"/>
+      </w:pPr>
+      <w:r>
+        <w:t xml:space="preserve">  main 3eaad02 [origin/main: behind 2] </w:t>
+      </w:r>
+      <w:proofErr w:type="spellStart"/>
+      <w:r>
+        <w:t>github</w:t>
+      </w:r>
+      <w:proofErr w:type="spellEnd"/>
+      <w:r>
+        <w:t xml:space="preserve"> create</w:t>
+      </w:r>
+    </w:p>
+    <w:p>
+      <w:pPr>
+        <w:pStyle w:val="NoSpacing"/>
+      </w:pPr>
+      <w:r>
+        <w:t xml:space="preserve">* </w:t>
       </w:r>
       <w:proofErr w:type="spellStart"/>
       <w:r>
         <w:t>qa</w:t>
       </w:r>
       <w:proofErr w:type="spellEnd"/>
-    </w:p>
-    <w:p>
-      <w:pPr>
-        <w:pStyle w:val="NoSpacing"/>
-      </w:pPr>
-      <w:r>
-        <w:t xml:space="preserve">git push -u origin </w:t>
+      <w:r>
+        <w:t xml:space="preserve">   3eaad02 [origin/</w:t>
       </w:r>
       <w:proofErr w:type="spellStart"/>
       <w:r>
         <w:t>qa</w:t>
       </w:r>
       <w:proofErr w:type="spellEnd"/>
-    </w:p>
-    <w:p>
-      <w:pPr>
-        <w:pStyle w:val="NoSpacing"/>
-      </w:pPr>
-    </w:p>
-    <w:p>
-      <w:pPr>
-        <w:pStyle w:val="NoSpacing"/>
-      </w:pPr>
-      <w:r>
-        <w:t>git checkout master</w:t>
-      </w:r>
-    </w:p>
-    <w:p>
-      <w:pPr>
-        <w:pStyle w:val="NoSpacing"/>
+      <w:r>
+        <w:t xml:space="preserve">] </w:t>
+      </w:r>
+      <w:proofErr w:type="spellStart"/>
+      <w:r>
+        <w:t>github</w:t>
+      </w:r>
+      <w:proofErr w:type="spellEnd"/>
+      <w:r>
+        <w:t xml:space="preserve"> create</w:t>
+      </w:r>
+    </w:p>
+    <w:p>
+      <w:pPr>
+        <w:pStyle w:val="NoSpacing"/>
+      </w:pPr>
+    </w:p>
+    <w:p>
+      <w:pPr>
+        <w:pStyle w:val="NoSpacing"/>
+      </w:pPr>
+    </w:p>
+    <w:p>
+      <w:pPr>
+        <w:pStyle w:val="NoSpacing"/>
+      </w:pPr>
+    </w:p>
+    <w:p>
+      <w:pPr>
+        <w:pStyle w:val="NoSpacing"/>
+        <w:rPr>
+          <w:color w:val="7030A0"/>
+        </w:rPr>
+      </w:pPr>
+    </w:p>
+    <w:p>
+      <w:pPr>
+        <w:pStyle w:val="NoSpacing"/>
+        <w:rPr>
+          <w:color w:val="7030A0"/>
+        </w:rPr>
+      </w:pPr>
+      <w:r>
+        <w:rPr>
+          <w:color w:val="7030A0"/>
+        </w:rPr>
+        <w:t>Exactly — that's the complete workflow in one sentence:</w:t>
+      </w:r>
+    </w:p>
+    <w:p>
+      <w:pPr>
+        <w:pStyle w:val="NoSpacing"/>
+        <w:rPr>
+          <w:color w:val="7030A0"/>
+        </w:rPr>
       </w:pPr>
       <w:r>
         <w:rPr>
           <w:b/>
           <w:bCs/>
-        </w:rPr>
-        <w:t>If you already have a remote (GitHub/GitLab/Azure DevOps), add it first:</w:t>
-      </w:r>
-    </w:p>
-    <w:p>
-      <w:pPr>
-        <w:pStyle w:val="NoSpacing"/>
-      </w:pPr>
-      <w:r>
-        <w:t>bash</w:t>
-      </w:r>
-    </w:p>
-    <w:p>
-      <w:pPr>
-        <w:pStyle w:val="NoSpacing"/>
-      </w:pPr>
-      <w:r>
-        <w:t>git remote add origin https://github.com/YOUR_USERNAME/schwab_market_data.git</w:t>
-      </w:r>
-    </w:p>
-    <w:p>
-      <w:pPr>
-        <w:pStyle w:val="NoSpacing"/>
-      </w:pPr>
-      <w:r>
-        <w:t>git push -u origin master</w:t>
-      </w:r>
-    </w:p>
-    <w:p>
-      <w:pPr>
-        <w:pStyle w:val="NoSpacing"/>
-      </w:pPr>
-      <w:r>
-        <w:t>git push -u origin dev</w:t>
-      </w:r>
-    </w:p>
-    <w:p>
-      <w:pPr>
-        <w:pStyle w:val="NoSpacing"/>
-      </w:pPr>
-      <w:r>
-        <w:t xml:space="preserve">git push -u origin </w:t>
-      </w:r>
-      <w:proofErr w:type="spellStart"/>
-      <w:r>
-        <w:t>qa</w:t>
-      </w:r>
-      <w:proofErr w:type="spellEnd"/>
-    </w:p>
-    <w:p>
-      <w:pPr>
-        <w:pStyle w:val="NoSpacing"/>
-      </w:pPr>
+          <w:color w:val="7030A0"/>
+          <w:highlight w:val="green"/>
+        </w:rPr>
+        <w:t xml:space="preserve">dev → </w:t>
+      </w:r>
+      <w:proofErr w:type="spellStart"/>
       <w:r>
         <w:rPr>
           <w:b/>
           <w:bCs/>
-        </w:rPr>
-        <w:t>Verify:</w:t>
-      </w:r>
-    </w:p>
-    <w:p>
-      <w:pPr>
-        <w:pStyle w:val="NoSpacing"/>
-      </w:pPr>
-      <w:r>
-        <w:t>bash</w:t>
-      </w:r>
-    </w:p>
-    <w:p>
-      <w:pPr>
-        <w:pStyle w:val="NoSpacing"/>
-      </w:pPr>
-      <w:r>
-        <w:t>git branch -a</w:t>
-      </w:r>
-    </w:p>
-    <w:p>
-      <w:pPr>
-        <w:pStyle w:val="NoSpacing"/>
-      </w:pPr>
-      <w:r>
-        <w:t>Expected output:</w:t>
-      </w:r>
-    </w:p>
-    <w:p>
-      <w:pPr>
-        <w:pStyle w:val="NoSpacing"/>
-      </w:pPr>
-      <w:r>
-        <w:t xml:space="preserve">  dev</w:t>
-      </w:r>
-    </w:p>
-    <w:p>
-      <w:pPr>
-        <w:pStyle w:val="NoSpacing"/>
-      </w:pPr>
-      <w:r>
-        <w:t xml:space="preserve">* </w:t>
-      </w:r>
-      <w:proofErr w:type="gramStart"/>
-      <w:r>
-        <w:t>master</w:t>
-      </w:r>
-      <w:proofErr w:type="gramEnd"/>
-    </w:p>
-    <w:p>
-      <w:pPr>
-        <w:pStyle w:val="NoSpacing"/>
-      </w:pPr>
-      <w:r>
-        <w:t xml:space="preserve">  </w:t>
-      </w:r>
-      <w:proofErr w:type="spellStart"/>
-      <w:r>
+          <w:color w:val="7030A0"/>
+          <w:highlight w:val="green"/>
+        </w:rPr>
         <w:t>qa</w:t>
       </w:r>
       <w:proofErr w:type="spellEnd"/>
-    </w:p>
-    <w:p>
-      <w:pPr>
-        <w:pStyle w:val="NoSpacing"/>
-      </w:pPr>
-      <w:r>
-        <w:t xml:space="preserve">  remotes/origin/dev</w:t>
-      </w:r>
-    </w:p>
-    <w:p>
-      <w:pPr>
-        <w:pStyle w:val="NoSpacing"/>
-      </w:pPr>
-      <w:r>
-        <w:t xml:space="preserve">  remotes/origin/master</w:t>
-      </w:r>
-    </w:p>
-    <w:p>
-      <w:pPr>
-        <w:pStyle w:val="NoSpacing"/>
-      </w:pPr>
-      <w:r>
-        <w:t xml:space="preserve">  remotes/origin/</w:t>
-      </w:r>
-      <w:proofErr w:type="spellStart"/>
-      <w:r>
-        <w:t>qa</w:t>
-      </w:r>
-      <w:proofErr w:type="spellEnd"/>
-    </w:p>
-    <w:p>
-      <w:pPr>
-        <w:pStyle w:val="NoSpacing"/>
-      </w:pPr>
-      <w:r>
-        <w:pict w14:anchorId="304EA3C0">
-          <v:rect id="_x0000_i1031" style="width:0;height:0" o:hralign="center" o:hrstd="t" o:hr="t" fillcolor="#a0a0a0" stroked="f"/>
-        </w:pict>
-      </w:r>
-    </w:p>
-    <w:p>
-      <w:pPr>
-        <w:pStyle w:val="NoSpacing"/>
-      </w:pPr>
-      <w:r>
-        <w:t xml:space="preserve">Do you have an existing remote repo (GitHub, Azure DevOps, etc.) or is this a </w:t>
-      </w:r>
-      <w:proofErr w:type="gramStart"/>
-      <w:r>
-        <w:t>brand new</w:t>
-      </w:r>
-      <w:proofErr w:type="gramEnd"/>
-      <w:r>
-        <w:t xml:space="preserve"> local repo? That'll determine whether you need the remote add step.</w:t>
-      </w:r>
-    </w:p>
-    <w:p>
-      <w:pPr>
-        <w:pStyle w:val="NoSpacing"/>
-      </w:pPr>
-      <w:r>
-        <w:t>(use "git push" to publish your local commits) (.</w:t>
-      </w:r>
-      <w:proofErr w:type="spellStart"/>
-      <w:r>
-        <w:t>venv</w:t>
-      </w:r>
-      <w:proofErr w:type="spellEnd"/>
-      <w:r>
-        <w:t xml:space="preserve">) PS C:\Ara\Python\Api\Schwab\Working\schwab_market_data&gt; dev </w:t>
-      </w:r>
-      <w:proofErr w:type="spellStart"/>
-      <w:proofErr w:type="gramStart"/>
-      <w:r>
-        <w:t>dev</w:t>
-      </w:r>
-      <w:proofErr w:type="spellEnd"/>
-      <w:r>
-        <w:t xml:space="preserve"> :</w:t>
-      </w:r>
-      <w:proofErr w:type="gramEnd"/>
-      <w:r>
-        <w:t xml:space="preserve"> The term 'dev' is not recognized as the name of a cmdlet, function, script file, or operable program. Check the spelling of the name, or if a path was included, verify that the path is correct and try again. At line:1 char:2 + dev + ~~~ + </w:t>
-      </w:r>
-      <w:proofErr w:type="gramStart"/>
-      <w:r>
-        <w:t>CategoryInfo :</w:t>
-      </w:r>
-      <w:proofErr w:type="gramEnd"/>
-      <w:r>
-        <w:t xml:space="preserve"> </w:t>
-      </w:r>
-      <w:proofErr w:type="spellStart"/>
-      <w:r>
-        <w:t>ObjectNotFound</w:t>
-      </w:r>
-      <w:proofErr w:type="spellEnd"/>
-      <w:r>
-        <w:t>: (</w:t>
-      </w:r>
-      <w:proofErr w:type="spellStart"/>
-      <w:proofErr w:type="gramStart"/>
-      <w:r>
-        <w:t>dev:String</w:t>
-      </w:r>
-      <w:proofErr w:type="spellEnd"/>
-      <w:proofErr w:type="gramEnd"/>
-      <w:r>
-        <w:t xml:space="preserve">) [], </w:t>
-      </w:r>
-      <w:proofErr w:type="spellStart"/>
-      <w:r>
-        <w:t>CommandNotFoundException</w:t>
-      </w:r>
-      <w:proofErr w:type="spellEnd"/>
-      <w:r>
-        <w:t xml:space="preserve"> + </w:t>
-      </w:r>
-      <w:proofErr w:type="spellStart"/>
-      <w:proofErr w:type="gramStart"/>
-      <w:r>
-        <w:t>FullyQualifiedErrorId</w:t>
-      </w:r>
-      <w:proofErr w:type="spellEnd"/>
-      <w:r>
-        <w:t xml:space="preserve"> :</w:t>
-      </w:r>
-      <w:proofErr w:type="gramEnd"/>
-      <w:r>
-        <w:t xml:space="preserve"> </w:t>
-      </w:r>
-      <w:proofErr w:type="spellStart"/>
-      <w:r>
-        <w:t>CommandNotFoundException</w:t>
-      </w:r>
-      <w:proofErr w:type="spellEnd"/>
-    </w:p>
-    <w:p>
-      <w:pPr>
-        <w:pStyle w:val="NoSpacing"/>
-      </w:pPr>
-      <w:r>
-        <w:t>(.</w:t>
-      </w:r>
-      <w:proofErr w:type="spellStart"/>
-      <w:r>
-        <w:t>venv</w:t>
-      </w:r>
-      <w:proofErr w:type="spellEnd"/>
-      <w:r>
-        <w:t xml:space="preserve">) PS C:\Ara\Python\Api\Schwab\Working\schwab_market_data&gt; * master </w:t>
-      </w:r>
-      <w:proofErr w:type="gramStart"/>
-      <w:r>
-        <w:t>* :</w:t>
-      </w:r>
-      <w:proofErr w:type="gramEnd"/>
-      <w:r>
-        <w:t xml:space="preserve"> The term '*' is not recognized as the name of a cmdlet, function, script file, or operable program. Check the spelling of the name, or if a path was included, verify that the path is correct and try again. At line:1 </w:t>
-      </w:r>
-      <w:r>
-        <w:lastRenderedPageBreak/>
-        <w:t xml:space="preserve">char:1 + * master + ~ + </w:t>
-      </w:r>
-      <w:proofErr w:type="gramStart"/>
-      <w:r>
-        <w:t>CategoryInfo :</w:t>
-      </w:r>
-      <w:proofErr w:type="gramEnd"/>
-      <w:r>
-        <w:t xml:space="preserve"> </w:t>
-      </w:r>
-      <w:proofErr w:type="spellStart"/>
-      <w:r>
-        <w:t>ObjectNotFound</w:t>
-      </w:r>
-      <w:proofErr w:type="spellEnd"/>
-      <w:r>
-        <w:t>: (</w:t>
-      </w:r>
-      <w:proofErr w:type="gramStart"/>
-      <w:r>
-        <w:t>*:String</w:t>
-      </w:r>
-      <w:proofErr w:type="gramEnd"/>
-      <w:r>
-        <w:t xml:space="preserve">) [], </w:t>
-      </w:r>
-      <w:proofErr w:type="spellStart"/>
-      <w:r>
-        <w:t>CommandNotFoundException</w:t>
-      </w:r>
-      <w:proofErr w:type="spellEnd"/>
-      <w:r>
-        <w:t xml:space="preserve"> + </w:t>
-      </w:r>
-      <w:proofErr w:type="spellStart"/>
-      <w:proofErr w:type="gramStart"/>
-      <w:r>
-        <w:t>FullyQualifiedErrorId</w:t>
-      </w:r>
-      <w:proofErr w:type="spellEnd"/>
-      <w:r>
-        <w:t xml:space="preserve"> :</w:t>
-      </w:r>
-      <w:proofErr w:type="gramEnd"/>
-      <w:r>
-        <w:t xml:space="preserve"> </w:t>
-      </w:r>
-      <w:proofErr w:type="spellStart"/>
-      <w:r>
-        <w:t>CommandNotFoundException</w:t>
-      </w:r>
-      <w:proofErr w:type="spellEnd"/>
-    </w:p>
-    <w:p>
-      <w:pPr>
-        <w:pStyle w:val="NoSpacing"/>
-      </w:pPr>
-      <w:r>
-        <w:t>(.</w:t>
-      </w:r>
-      <w:proofErr w:type="spellStart"/>
-      <w:r>
-        <w:t>venv</w:t>
-      </w:r>
-      <w:proofErr w:type="spellEnd"/>
-      <w:r>
-        <w:t xml:space="preserve">) PS C:\Ara\Python\Api\Schwab\Working\schwab_market_data&gt; </w:t>
-      </w:r>
-      <w:proofErr w:type="spellStart"/>
-      <w:r>
-        <w:t>qa</w:t>
-      </w:r>
-      <w:proofErr w:type="spellEnd"/>
-      <w:r>
-        <w:t xml:space="preserve"> </w:t>
-      </w:r>
-      <w:proofErr w:type="spellStart"/>
-      <w:proofErr w:type="gramStart"/>
-      <w:r>
-        <w:t>qa</w:t>
-      </w:r>
-      <w:proofErr w:type="spellEnd"/>
-      <w:r>
-        <w:t xml:space="preserve"> :</w:t>
-      </w:r>
-      <w:proofErr w:type="gramEnd"/>
-      <w:r>
-        <w:t xml:space="preserve"> The term '</w:t>
-      </w:r>
-      <w:proofErr w:type="spellStart"/>
-      <w:r>
-        <w:t>qa</w:t>
-      </w:r>
-      <w:proofErr w:type="spellEnd"/>
-      <w:r>
-        <w:t xml:space="preserve">' is not recognized as the name of a cmdlet, function, script file, or operable program. Check the spelling of the name, or if a path was included, verify that the path is correct and try again. At line:1 char:3 + </w:t>
-      </w:r>
-      <w:proofErr w:type="spellStart"/>
-      <w:r>
-        <w:t>qa</w:t>
-      </w:r>
-      <w:proofErr w:type="spellEnd"/>
-      <w:r>
-        <w:t xml:space="preserve"> + ~~ + </w:t>
-      </w:r>
-      <w:proofErr w:type="gramStart"/>
-      <w:r>
-        <w:t>CategoryInfo :</w:t>
-      </w:r>
-      <w:proofErr w:type="gramEnd"/>
-      <w:r>
-        <w:t xml:space="preserve"> </w:t>
-      </w:r>
-      <w:proofErr w:type="spellStart"/>
-      <w:r>
-        <w:t>ObjectNotFound</w:t>
-      </w:r>
-      <w:proofErr w:type="spellEnd"/>
-      <w:r>
-        <w:t>: (</w:t>
-      </w:r>
-      <w:proofErr w:type="spellStart"/>
-      <w:proofErr w:type="gramStart"/>
-      <w:r>
-        <w:t>qa:String</w:t>
-      </w:r>
-      <w:proofErr w:type="spellEnd"/>
-      <w:proofErr w:type="gramEnd"/>
-      <w:r>
-        <w:t xml:space="preserve">) [], </w:t>
-      </w:r>
-      <w:proofErr w:type="spellStart"/>
-      <w:r>
-        <w:t>CommandNotFoundException</w:t>
-      </w:r>
-      <w:proofErr w:type="spellEnd"/>
-      <w:r>
-        <w:t xml:space="preserve"> + </w:t>
-      </w:r>
-      <w:proofErr w:type="spellStart"/>
-      <w:proofErr w:type="gramStart"/>
-      <w:r>
-        <w:t>FullyQualifiedErrorId</w:t>
-      </w:r>
-      <w:proofErr w:type="spellEnd"/>
-      <w:r>
-        <w:t xml:space="preserve"> :</w:t>
-      </w:r>
-      <w:proofErr w:type="gramEnd"/>
-      <w:r>
-        <w:t xml:space="preserve"> </w:t>
-      </w:r>
-      <w:proofErr w:type="spellStart"/>
-      <w:r>
-        <w:t>CommandNotFoundException</w:t>
-      </w:r>
-      <w:proofErr w:type="spellEnd"/>
-    </w:p>
-    <w:p>
-      <w:pPr>
-        <w:pStyle w:val="NoSpacing"/>
-      </w:pPr>
-      <w:r>
-        <w:t>(.</w:t>
-      </w:r>
-      <w:proofErr w:type="spellStart"/>
-      <w:r>
-        <w:t>venv</w:t>
-      </w:r>
-      <w:proofErr w:type="spellEnd"/>
-      <w:r>
-        <w:t>) PS C:\Ara\Python\Api\Schwab\Working\schwab_market_data&gt; remotes/origin/dev remotes/origin/</w:t>
-      </w:r>
-      <w:proofErr w:type="gramStart"/>
-      <w:r>
-        <w:t>dev :</w:t>
-      </w:r>
-      <w:proofErr w:type="gramEnd"/>
-      <w:r>
-        <w:t xml:space="preserve"> The term 'remotes/origin/dev' is not recognized as the name of a cmdlet, function, script file, or operable program. Check the spelling of the name, or if a path was included, verify that the path is correct and try again. At line:1 char:3 + remotes/origin/dev + ~~~~~~~~~~~~~~~~~~ + </w:t>
-      </w:r>
-      <w:proofErr w:type="gramStart"/>
-      <w:r>
-        <w:t>CategoryInfo :</w:t>
-      </w:r>
-      <w:proofErr w:type="gramEnd"/>
-      <w:r>
-        <w:t xml:space="preserve"> </w:t>
-      </w:r>
-      <w:proofErr w:type="spellStart"/>
-      <w:r>
-        <w:t>ObjectNotFound</w:t>
-      </w:r>
-      <w:proofErr w:type="spellEnd"/>
-      <w:r>
-        <w:t>: (remotes/origin/</w:t>
-      </w:r>
-      <w:proofErr w:type="spellStart"/>
-      <w:proofErr w:type="gramStart"/>
-      <w:r>
-        <w:t>dev:String</w:t>
-      </w:r>
-      <w:proofErr w:type="spellEnd"/>
-      <w:proofErr w:type="gramEnd"/>
-      <w:r>
-        <w:t xml:space="preserve">) [], </w:t>
-      </w:r>
-      <w:proofErr w:type="spellStart"/>
-      <w:r>
-        <w:t>CommandNotFoundException</w:t>
-      </w:r>
-      <w:proofErr w:type="spellEnd"/>
-      <w:r>
-        <w:t xml:space="preserve"> + </w:t>
-      </w:r>
-      <w:proofErr w:type="spellStart"/>
-      <w:proofErr w:type="gramStart"/>
-      <w:r>
-        <w:t>FullyQualifiedErrorId</w:t>
-      </w:r>
-      <w:proofErr w:type="spellEnd"/>
-      <w:r>
-        <w:t xml:space="preserve"> :</w:t>
-      </w:r>
-      <w:proofErr w:type="gramEnd"/>
-      <w:r>
-        <w:t xml:space="preserve"> </w:t>
-      </w:r>
-      <w:proofErr w:type="spellStart"/>
-      <w:r>
-        <w:t>CommandNotFoundException</w:t>
-      </w:r>
-      <w:proofErr w:type="spellEnd"/>
-    </w:p>
-    <w:p>
-      <w:pPr>
-        <w:pStyle w:val="NoSpacing"/>
-      </w:pPr>
-      <w:r>
-        <w:t>(.</w:t>
-      </w:r>
-      <w:proofErr w:type="spellStart"/>
-      <w:r>
-        <w:t>venv</w:t>
-      </w:r>
-      <w:proofErr w:type="spellEnd"/>
-      <w:r>
-        <w:t>) PS C:\Ara\Python\Api\Schwab\Working\schwab_market_data&gt; remotes/origin/master remotes/origin/</w:t>
-      </w:r>
-      <w:proofErr w:type="gramStart"/>
-      <w:r>
-        <w:t>master :</w:t>
-      </w:r>
-      <w:proofErr w:type="gramEnd"/>
-      <w:r>
-        <w:t xml:space="preserve"> The term 'remotes/origin/master' is not recognized as the name of a cmdlet, function, script file, or operable program. Check the spelling of the name, or if a path was included, verify that the path is correct and try again. At line:1 char:3 + remotes/origin/master + ~~~~~~~~~~~~~~~~~~~~~ + </w:t>
-      </w:r>
-      <w:proofErr w:type="gramStart"/>
-      <w:r>
-        <w:t>CategoryInfo :</w:t>
-      </w:r>
-      <w:proofErr w:type="gramEnd"/>
-      <w:r>
-        <w:t xml:space="preserve"> </w:t>
-      </w:r>
-      <w:proofErr w:type="spellStart"/>
-      <w:r>
-        <w:t>ObjectNotFound</w:t>
-      </w:r>
-      <w:proofErr w:type="spellEnd"/>
-      <w:r>
-        <w:t>: (remotes/origin/</w:t>
-      </w:r>
-      <w:proofErr w:type="spellStart"/>
-      <w:proofErr w:type="gramStart"/>
-      <w:r>
-        <w:t>master:String</w:t>
-      </w:r>
-      <w:proofErr w:type="spellEnd"/>
-      <w:proofErr w:type="gramEnd"/>
-      <w:r>
-        <w:t xml:space="preserve">) [], </w:t>
-      </w:r>
-      <w:proofErr w:type="spellStart"/>
-      <w:r>
-        <w:t>CommandNotFoundException</w:t>
-      </w:r>
-      <w:proofErr w:type="spellEnd"/>
-      <w:r>
-        <w:t xml:space="preserve"> + </w:t>
-      </w:r>
-      <w:proofErr w:type="spellStart"/>
-      <w:proofErr w:type="gramStart"/>
-      <w:r>
-        <w:t>FullyQualifiedErrorId</w:t>
-      </w:r>
-      <w:proofErr w:type="spellEnd"/>
-      <w:r>
-        <w:t xml:space="preserve"> :</w:t>
-      </w:r>
-      <w:proofErr w:type="gramEnd"/>
-      <w:r>
-        <w:t xml:space="preserve"> </w:t>
-      </w:r>
-      <w:proofErr w:type="spellStart"/>
-      <w:r>
-        <w:t>CommandNotFoundException</w:t>
-      </w:r>
-      <w:proofErr w:type="spellEnd"/>
-    </w:p>
-    <w:p>
-      <w:pPr>
-        <w:pStyle w:val="NoSpacing"/>
-      </w:pPr>
-      <w:r>
-        <w:t>Show more</w:t>
-      </w:r>
-    </w:p>
-    <w:p>
-      <w:pPr>
-        <w:pStyle w:val="NoSpacing"/>
-      </w:pPr>
-      <w:r>
-        <w:t>3:22 PM</w:t>
-      </w:r>
-    </w:p>
-    <w:p>
-      <w:pPr>
-        <w:pStyle w:val="NoSpacing"/>
-      </w:pPr>
-      <w:r>
-        <w:t>You accidentally pasted the </w:t>
-      </w:r>
       <w:r>
         <w:rPr>
           <w:b/>
           <w:bCs/>
-        </w:rPr>
-        <w:t>output</w:t>
-      </w:r>
-      <w:r>
-        <w:t> of git branch -a directly into PowerShell instead of just reading it. Those lines (dev, * master, </w:t>
-      </w:r>
-      <w:proofErr w:type="spellStart"/>
-      <w:r>
-        <w:t>qa</w:t>
-      </w:r>
-      <w:proofErr w:type="spellEnd"/>
-      <w:r>
-        <w:t>, remotes/...) are not commands — they were just showing you what the branches look like.</w:t>
-      </w:r>
-    </w:p>
-    <w:p>
-      <w:pPr>
-        <w:pStyle w:val="NoSpacing"/>
-      </w:pPr>
-      <w:r>
-        <w:t>Your branches are already created correctly! Just run these one at a time to confirm:</w:t>
-      </w:r>
-    </w:p>
-    <w:p>
-      <w:pPr>
-        <w:pStyle w:val="NoSpacing"/>
-      </w:pPr>
-      <w:proofErr w:type="spellStart"/>
-      <w:r>
+          <w:color w:val="7030A0"/>
+          <w:highlight w:val="green"/>
+        </w:rPr>
+        <w:t xml:space="preserve"> → master → production</w:t>
+      </w:r>
+    </w:p>
+    <w:p>
+      <w:pPr>
+        <w:pStyle w:val="NoSpacing"/>
+        <w:rPr>
+          <w:color w:val="7030A0"/>
+        </w:rPr>
+      </w:pPr>
+      <w:r>
+        <w:rPr>
+          <w:color w:val="7030A0"/>
+        </w:rPr>
+        <w:t>In practice for your Schwab project the daily git commands look like this:</w:t>
+      </w:r>
+    </w:p>
+    <w:p>
+      <w:pPr>
+        <w:pStyle w:val="NoSpacing"/>
+        <w:rPr>
+          <w:color w:val="7030A0"/>
+        </w:rPr>
+      </w:pPr>
+      <w:proofErr w:type="spellStart"/>
+      <w:r>
+        <w:rPr>
+          <w:color w:val="7030A0"/>
+        </w:rPr>
         <w:t>powershell</w:t>
       </w:r>
       <w:proofErr w:type="spellEnd"/>
@@ -846,569 +329,543 @@
     <w:p>
       <w:pPr>
         <w:pStyle w:val="NoSpacing"/>
-      </w:pPr>
-      <w:r>
-        <w:t>git branch -a</w:t>
-      </w:r>
-    </w:p>
-    <w:p>
-      <w:pPr>
-        <w:pStyle w:val="NoSpacing"/>
-      </w:pPr>
-      <w:r>
-        <w:t>That will show you the list without trying to execute it. Then verify with:</w:t>
-      </w:r>
-    </w:p>
-    <w:p>
-      <w:pPr>
-        <w:pStyle w:val="NoSpacing"/>
-      </w:pPr>
-      <w:proofErr w:type="spellStart"/>
-      <w:r>
-        <w:t>powershell</w:t>
-      </w:r>
-      <w:proofErr w:type="spellEnd"/>
-    </w:p>
-    <w:p>
-      <w:pPr>
-        <w:pStyle w:val="NoSpacing"/>
-      </w:pPr>
-      <w:r>
-        <w:t>git status</w:t>
-      </w:r>
-    </w:p>
-    <w:p>
-      <w:pPr>
-        <w:pStyle w:val="NoSpacing"/>
-      </w:pPr>
-      <w:r>
-        <w:t>And to see just local branches:</w:t>
-      </w:r>
-    </w:p>
-    <w:p>
-      <w:pPr>
-        <w:pStyle w:val="NoSpacing"/>
-      </w:pPr>
-      <w:proofErr w:type="spellStart"/>
-      <w:r>
-        <w:t>powershell</w:t>
-      </w:r>
-      <w:proofErr w:type="spellEnd"/>
-    </w:p>
-    <w:p>
-      <w:pPr>
-        <w:pStyle w:val="NoSpacing"/>
-      </w:pPr>
-      <w:r>
-        <w:t>git branch</w:t>
-      </w:r>
-    </w:p>
-    <w:p>
-      <w:pPr>
-        <w:pStyle w:val="NoSpacing"/>
-      </w:pPr>
-      <w:r>
-        <w:t>You should see:</w:t>
-      </w:r>
-    </w:p>
-    <w:p>
-      <w:pPr>
-        <w:pStyle w:val="NoSpacing"/>
-      </w:pPr>
-      <w:r>
-        <w:t xml:space="preserve">  dev</w:t>
-      </w:r>
-    </w:p>
-    <w:p>
-      <w:pPr>
-        <w:pStyle w:val="NoSpacing"/>
-      </w:pPr>
-      <w:r>
-        <w:t xml:space="preserve">* </w:t>
-      </w:r>
-      <w:proofErr w:type="gramStart"/>
-      <w:r>
-        <w:t>master</w:t>
-      </w:r>
-      <w:proofErr w:type="gramEnd"/>
-    </w:p>
-    <w:p>
-      <w:pPr>
-        <w:pStyle w:val="NoSpacing"/>
-      </w:pPr>
-      <w:r>
-        <w:t xml:space="preserve">  </w:t>
-      </w:r>
-      <w:proofErr w:type="spellStart"/>
-      <w:r>
-        <w:t>qa</w:t>
-      </w:r>
-      <w:proofErr w:type="spellEnd"/>
-    </w:p>
-    <w:p>
-      <w:pPr>
-        <w:pStyle w:val="NoSpacing"/>
-      </w:pPr>
-      <w:r>
-        <w:t>The * just means you're currently on master — everything looks like it worked fine. Do you have a remote repo set up (GitHub, Azure DevOps, etc.) to push these branches to?</w:t>
-      </w:r>
-    </w:p>
-    <w:p>
-      <w:pPr>
-        <w:pStyle w:val="NoSpacing"/>
-      </w:pPr>
-      <w:r>
-        <w:t>(.</w:t>
-      </w:r>
-      <w:proofErr w:type="spellStart"/>
-      <w:r>
-        <w:t>venv</w:t>
-      </w:r>
-      <w:proofErr w:type="spellEnd"/>
-      <w:r>
-        <w:t xml:space="preserve">) PS C:\Ara\Python\Api\Schwab\Working\schwab_market_data&gt; dev </w:t>
-      </w:r>
-      <w:proofErr w:type="spellStart"/>
-      <w:proofErr w:type="gramStart"/>
-      <w:r>
-        <w:t>dev</w:t>
-      </w:r>
-      <w:proofErr w:type="spellEnd"/>
-      <w:r>
-        <w:t xml:space="preserve"> :</w:t>
-      </w:r>
-      <w:proofErr w:type="gramEnd"/>
-      <w:r>
-        <w:t xml:space="preserve"> The term 'dev' is not recognized as the name of a cmdlet, function, script file, or operable program. Check the spelling of the name, or if a path was included, verify that the path is correct and try again. At line:1 char:2 + dev + ~~~ + </w:t>
-      </w:r>
-      <w:proofErr w:type="gramStart"/>
-      <w:r>
-        <w:t>CategoryInfo :</w:t>
-      </w:r>
-      <w:proofErr w:type="gramEnd"/>
-      <w:r>
-        <w:t xml:space="preserve"> </w:t>
-      </w:r>
-      <w:proofErr w:type="spellStart"/>
-      <w:r>
-        <w:t>ObjectNotFound</w:t>
-      </w:r>
-      <w:proofErr w:type="spellEnd"/>
-      <w:r>
-        <w:t>: (</w:t>
-      </w:r>
-      <w:proofErr w:type="spellStart"/>
-      <w:proofErr w:type="gramStart"/>
-      <w:r>
-        <w:t>dev:String</w:t>
-      </w:r>
-      <w:proofErr w:type="spellEnd"/>
-      <w:proofErr w:type="gramEnd"/>
-      <w:r>
-        <w:t xml:space="preserve">) [], </w:t>
-      </w:r>
-      <w:proofErr w:type="spellStart"/>
-      <w:r>
-        <w:t>CommandNotFoundException</w:t>
-      </w:r>
-      <w:proofErr w:type="spellEnd"/>
-      <w:r>
-        <w:t xml:space="preserve"> + </w:t>
-      </w:r>
-      <w:proofErr w:type="spellStart"/>
-      <w:proofErr w:type="gramStart"/>
-      <w:r>
-        <w:t>FullyQualifiedErrorId</w:t>
-      </w:r>
-      <w:proofErr w:type="spellEnd"/>
-      <w:r>
-        <w:t xml:space="preserve"> :</w:t>
-      </w:r>
-      <w:proofErr w:type="gramEnd"/>
-      <w:r>
-        <w:t xml:space="preserve"> </w:t>
-      </w:r>
-      <w:proofErr w:type="spellStart"/>
-      <w:r>
-        <w:t>CommandNotFoundException</w:t>
-      </w:r>
-      <w:proofErr w:type="spellEnd"/>
-    </w:p>
-    <w:p>
-      <w:pPr>
-        <w:pStyle w:val="NoSpacing"/>
-      </w:pPr>
-      <w:r>
-        <w:t>(.</w:t>
-      </w:r>
-      <w:proofErr w:type="spellStart"/>
-      <w:r>
-        <w:t>venv</w:t>
-      </w:r>
-      <w:proofErr w:type="spellEnd"/>
-      <w:r>
-        <w:t xml:space="preserve">) PS C:\Ara\Python\Api\Schwab\Working\schwab_market_data&gt; * master </w:t>
-      </w:r>
-      <w:proofErr w:type="gramStart"/>
-      <w:r>
-        <w:t>* :</w:t>
-      </w:r>
-      <w:proofErr w:type="gramEnd"/>
-      <w:r>
-        <w:t xml:space="preserve"> The term '*' is not recognized as the name of a cmdlet, function, script file, or operable program. Check the spelling of the name, or if a path was included, verify that the path is correct and try again. At line:1 </w:t>
-      </w:r>
-      <w:r>
-        <w:lastRenderedPageBreak/>
-        <w:t xml:space="preserve">char:1 + * master + ~ + </w:t>
-      </w:r>
-      <w:proofErr w:type="gramStart"/>
-      <w:r>
-        <w:t>CategoryInfo :</w:t>
-      </w:r>
-      <w:proofErr w:type="gramEnd"/>
-      <w:r>
-        <w:t xml:space="preserve"> </w:t>
-      </w:r>
-      <w:proofErr w:type="spellStart"/>
-      <w:r>
-        <w:t>ObjectNotFound</w:t>
-      </w:r>
-      <w:proofErr w:type="spellEnd"/>
-      <w:r>
-        <w:t>: (</w:t>
-      </w:r>
-      <w:proofErr w:type="gramStart"/>
-      <w:r>
-        <w:t>*:String</w:t>
-      </w:r>
-      <w:proofErr w:type="gramEnd"/>
-      <w:r>
-        <w:t xml:space="preserve">) [], </w:t>
-      </w:r>
-      <w:proofErr w:type="spellStart"/>
-      <w:r>
-        <w:t>CommandNotFoundException</w:t>
-      </w:r>
-      <w:proofErr w:type="spellEnd"/>
-      <w:r>
-        <w:t xml:space="preserve"> + </w:t>
-      </w:r>
-      <w:proofErr w:type="spellStart"/>
-      <w:proofErr w:type="gramStart"/>
-      <w:r>
-        <w:t>FullyQualifiedErrorId</w:t>
-      </w:r>
-      <w:proofErr w:type="spellEnd"/>
-      <w:r>
-        <w:t xml:space="preserve"> :</w:t>
-      </w:r>
-      <w:proofErr w:type="gramEnd"/>
-      <w:r>
-        <w:t xml:space="preserve"> </w:t>
-      </w:r>
-      <w:proofErr w:type="spellStart"/>
-      <w:r>
-        <w:t>CommandNotFoundException</w:t>
-      </w:r>
-      <w:proofErr w:type="spellEnd"/>
-    </w:p>
-    <w:p>
-      <w:pPr>
-        <w:pStyle w:val="NoSpacing"/>
-      </w:pPr>
-      <w:r>
-        <w:t>(.</w:t>
-      </w:r>
-      <w:proofErr w:type="spellStart"/>
-      <w:r>
-        <w:t>venv</w:t>
-      </w:r>
-      <w:proofErr w:type="spellEnd"/>
-      <w:r>
-        <w:t xml:space="preserve">) PS C:\Ara\Python\Api\Schwab\Working\schwab_market_data&gt; </w:t>
-      </w:r>
-      <w:proofErr w:type="spellStart"/>
-      <w:r>
-        <w:t>qa</w:t>
-      </w:r>
-      <w:proofErr w:type="spellEnd"/>
-      <w:r>
-        <w:t xml:space="preserve"> </w:t>
-      </w:r>
-      <w:proofErr w:type="spellStart"/>
-      <w:proofErr w:type="gramStart"/>
-      <w:r>
-        <w:t>qa</w:t>
-      </w:r>
-      <w:proofErr w:type="spellEnd"/>
-      <w:r>
-        <w:t xml:space="preserve"> :</w:t>
-      </w:r>
-      <w:proofErr w:type="gramEnd"/>
-      <w:r>
-        <w:t xml:space="preserve"> The term '</w:t>
-      </w:r>
-      <w:proofErr w:type="spellStart"/>
-      <w:r>
-        <w:t>qa</w:t>
-      </w:r>
-      <w:proofErr w:type="spellEnd"/>
-      <w:r>
-        <w:t xml:space="preserve">' is not recognized as the name of a cmdlet, function, script file, or operable program. Check the spelling of the name, or if a path was included, verify that the path is correct and try again. At line:1 char:3 + </w:t>
-      </w:r>
-      <w:proofErr w:type="spellStart"/>
-      <w:r>
-        <w:t>qa</w:t>
-      </w:r>
-      <w:proofErr w:type="spellEnd"/>
-      <w:r>
-        <w:t xml:space="preserve"> + ~~ + </w:t>
-      </w:r>
-      <w:proofErr w:type="gramStart"/>
-      <w:r>
-        <w:t>CategoryInfo :</w:t>
-      </w:r>
-      <w:proofErr w:type="gramEnd"/>
-      <w:r>
-        <w:t xml:space="preserve"> </w:t>
-      </w:r>
-      <w:proofErr w:type="spellStart"/>
-      <w:r>
-        <w:t>ObjectNotFound</w:t>
-      </w:r>
-      <w:proofErr w:type="spellEnd"/>
-      <w:r>
-        <w:t>: (</w:t>
-      </w:r>
-      <w:proofErr w:type="spellStart"/>
-      <w:proofErr w:type="gramStart"/>
-      <w:r>
-        <w:t>qa:String</w:t>
-      </w:r>
-      <w:proofErr w:type="spellEnd"/>
-      <w:proofErr w:type="gramEnd"/>
-      <w:r>
-        <w:t xml:space="preserve">) [], </w:t>
-      </w:r>
-      <w:proofErr w:type="spellStart"/>
-      <w:r>
-        <w:t>CommandNotFoundException</w:t>
-      </w:r>
-      <w:proofErr w:type="spellEnd"/>
-      <w:r>
-        <w:t xml:space="preserve"> + </w:t>
-      </w:r>
-      <w:proofErr w:type="spellStart"/>
-      <w:proofErr w:type="gramStart"/>
-      <w:r>
-        <w:t>FullyQualifiedErrorId</w:t>
-      </w:r>
-      <w:proofErr w:type="spellEnd"/>
-      <w:r>
-        <w:t xml:space="preserve"> :</w:t>
-      </w:r>
-      <w:proofErr w:type="gramEnd"/>
-      <w:r>
-        <w:t xml:space="preserve"> </w:t>
-      </w:r>
-      <w:proofErr w:type="spellStart"/>
-      <w:r>
-        <w:t>CommandNotFoundException</w:t>
-      </w:r>
-      <w:proofErr w:type="spellEnd"/>
-    </w:p>
-    <w:p>
-      <w:pPr>
-        <w:pStyle w:val="NoSpacing"/>
-      </w:pPr>
-      <w:r>
-        <w:t>(.</w:t>
-      </w:r>
-      <w:proofErr w:type="spellStart"/>
-      <w:r>
-        <w:t>venv</w:t>
-      </w:r>
-      <w:proofErr w:type="spellEnd"/>
-      <w:r>
-        <w:t>) PS C:\Ara\Python\Api\Schwab\Working\schwab_market_data&gt; remotes/origin/dev remotes/origin/</w:t>
-      </w:r>
-      <w:proofErr w:type="gramStart"/>
-      <w:r>
-        <w:t>dev :</w:t>
-      </w:r>
-      <w:proofErr w:type="gramEnd"/>
-      <w:r>
-        <w:t xml:space="preserve"> The term 'remotes/origin/dev' is not recognized as the name of a cmdlet, function, script file, or operable program. Check the spelling of the name, or if a path was included, verify that the path is correct and try again. At line:1 char:3 + remotes/origin/dev + ~~~~~~~~~~~~~~~~~~ + </w:t>
-      </w:r>
-      <w:proofErr w:type="gramStart"/>
-      <w:r>
-        <w:t>CategoryInfo :</w:t>
-      </w:r>
-      <w:proofErr w:type="gramEnd"/>
-      <w:r>
-        <w:t xml:space="preserve"> </w:t>
-      </w:r>
-      <w:proofErr w:type="spellStart"/>
-      <w:r>
-        <w:t>ObjectNotFound</w:t>
-      </w:r>
-      <w:proofErr w:type="spellEnd"/>
-      <w:r>
-        <w:t>: (remotes/origin/</w:t>
-      </w:r>
-      <w:proofErr w:type="spellStart"/>
-      <w:proofErr w:type="gramStart"/>
-      <w:r>
-        <w:t>dev:String</w:t>
-      </w:r>
-      <w:proofErr w:type="spellEnd"/>
-      <w:proofErr w:type="gramEnd"/>
-      <w:r>
-        <w:t xml:space="preserve">) [], </w:t>
-      </w:r>
-      <w:proofErr w:type="spellStart"/>
-      <w:r>
-        <w:t>CommandNotFoundException</w:t>
-      </w:r>
-      <w:proofErr w:type="spellEnd"/>
-      <w:r>
-        <w:t xml:space="preserve"> + </w:t>
-      </w:r>
-      <w:proofErr w:type="spellStart"/>
-      <w:proofErr w:type="gramStart"/>
-      <w:r>
-        <w:t>FullyQualifiedErrorId</w:t>
-      </w:r>
-      <w:proofErr w:type="spellEnd"/>
-      <w:r>
-        <w:t xml:space="preserve"> :</w:t>
-      </w:r>
-      <w:proofErr w:type="gramEnd"/>
-      <w:r>
-        <w:t xml:space="preserve"> </w:t>
-      </w:r>
-      <w:proofErr w:type="spellStart"/>
-      <w:r>
-        <w:t>CommandNotFoundException</w:t>
-      </w:r>
-      <w:proofErr w:type="spellEnd"/>
-    </w:p>
-    <w:p>
-      <w:pPr>
-        <w:pStyle w:val="NoSpacing"/>
-      </w:pPr>
-      <w:r>
-        <w:t>(.</w:t>
-      </w:r>
-      <w:proofErr w:type="spellStart"/>
-      <w:r>
-        <w:t>venv</w:t>
-      </w:r>
-      <w:proofErr w:type="spellEnd"/>
-      <w:r>
-        <w:t>) PS C:\Ara\Python\Api\Schwab\Working\schwab_market_data&gt; remotes/origin/master remotes/origin/</w:t>
-      </w:r>
-      <w:proofErr w:type="gramStart"/>
-      <w:r>
-        <w:t>master :</w:t>
-      </w:r>
-      <w:proofErr w:type="gramEnd"/>
-      <w:r>
-        <w:t xml:space="preserve"> The term 'remotes/origin/master' is not recognized as the name of a cmdlet, function, script file, or operable program. Check the spelling of the name, or if a path was included, verify that the path is correct and try again. At line:1 char:3 + remotes/origin/master + ~~~~~~~~~~~~~~~~~~~~~ + </w:t>
-      </w:r>
-      <w:proofErr w:type="gramStart"/>
-      <w:r>
-        <w:t>CategoryInfo :</w:t>
-      </w:r>
-      <w:proofErr w:type="gramEnd"/>
-      <w:r>
-        <w:t xml:space="preserve"> </w:t>
-      </w:r>
-      <w:proofErr w:type="spellStart"/>
-      <w:r>
-        <w:t>ObjectNotFound</w:t>
-      </w:r>
-      <w:proofErr w:type="spellEnd"/>
-      <w:r>
-        <w:t>: (remotes/origin/</w:t>
-      </w:r>
-      <w:proofErr w:type="spellStart"/>
-      <w:proofErr w:type="gramStart"/>
-      <w:r>
-        <w:t>master:String</w:t>
-      </w:r>
-      <w:proofErr w:type="spellEnd"/>
-      <w:proofErr w:type="gramEnd"/>
-      <w:r>
-        <w:t xml:space="preserve">) [], </w:t>
-      </w:r>
-      <w:proofErr w:type="spellStart"/>
-      <w:r>
-        <w:t>CommandNotFoundException</w:t>
-      </w:r>
-      <w:proofErr w:type="spellEnd"/>
-      <w:r>
-        <w:t xml:space="preserve"> + </w:t>
-      </w:r>
-      <w:proofErr w:type="spellStart"/>
-      <w:proofErr w:type="gramStart"/>
-      <w:r>
-        <w:t>FullyQualifiedErrorId</w:t>
-      </w:r>
-      <w:proofErr w:type="spellEnd"/>
-      <w:r>
-        <w:t xml:space="preserve"> :</w:t>
-      </w:r>
-      <w:proofErr w:type="gramEnd"/>
-      <w:r>
-        <w:t xml:space="preserve"> </w:t>
-      </w:r>
-      <w:proofErr w:type="spellStart"/>
-      <w:r>
-        <w:t>CommandNotFoundException</w:t>
-      </w:r>
-      <w:proofErr w:type="spellEnd"/>
-    </w:p>
-    <w:p>
-      <w:pPr>
-        <w:pStyle w:val="NoSpacing"/>
-      </w:pPr>
-      <w:r>
-        <w:t>Show more</w:t>
-      </w:r>
-    </w:p>
-    <w:p>
-      <w:pPr>
-        <w:pStyle w:val="NoSpacing"/>
-      </w:pPr>
-      <w:r>
-        <w:t>4:03 PM</w:t>
-      </w:r>
-    </w:p>
-    <w:p>
-      <w:pPr>
-        <w:pStyle w:val="NoSpacing"/>
-      </w:pPr>
-      <w:r>
-        <w:t>You are still pasting the output into PowerShell. Those lines are not commands — they are just text to read.</w:t>
-      </w:r>
-    </w:p>
-    <w:p>
-      <w:pPr>
-        <w:pStyle w:val="NoSpacing"/>
-      </w:pPr>
-      <w:r>
-        <w:t>Please type these commands </w:t>
-      </w:r>
-      <w:r>
+        <w:rPr>
+          <w:color w:val="7030A0"/>
+        </w:rPr>
+      </w:pPr>
+      <w:r>
+        <w:rPr>
+          <w:color w:val="7030A0"/>
+        </w:rPr>
+        <w:t># 1. Always start work on dev</w:t>
+      </w:r>
+    </w:p>
+    <w:p>
+      <w:pPr>
+        <w:pStyle w:val="NoSpacing"/>
+        <w:rPr>
+          <w:color w:val="7030A0"/>
+        </w:rPr>
+      </w:pPr>
+      <w:r>
+        <w:rPr>
+          <w:color w:val="7030A0"/>
+        </w:rPr>
+        <w:t>git checkout dev</w:t>
+      </w:r>
+    </w:p>
+    <w:p>
+      <w:pPr>
+        <w:pStyle w:val="NoSpacing"/>
+        <w:rPr>
+          <w:color w:val="7030A0"/>
+        </w:rPr>
+      </w:pPr>
+      <w:r>
+        <w:rPr>
+          <w:color w:val="7030A0"/>
+        </w:rPr>
+        <w:t>git pull origin dev</w:t>
+      </w:r>
+    </w:p>
+    <w:p>
+      <w:pPr>
+        <w:pStyle w:val="NoSpacing"/>
+        <w:rPr>
+          <w:color w:val="7030A0"/>
+        </w:rPr>
+      </w:pPr>
+    </w:p>
+    <w:p>
+      <w:pPr>
+        <w:pStyle w:val="NoSpacing"/>
         <w:rPr>
           <w:b/>
           <w:bCs/>
-        </w:rPr>
-        <w:t>one at a time</w:t>
-      </w:r>
-      <w:r>
-        <w:t>, pressing Enter after each:</w:t>
+          <w:color w:val="7030A0"/>
+        </w:rPr>
+      </w:pPr>
+      <w:r>
+        <w:rPr>
+          <w:color w:val="7030A0"/>
+        </w:rPr>
+        <w:lastRenderedPageBreak/>
+        <w:t># 2. Make changes, commit</w:t>
+      </w:r>
+    </w:p>
+    <w:p>
+      <w:pPr>
+        <w:pStyle w:val="NoSpacing"/>
+        <w:rPr>
+          <w:color w:val="7030A0"/>
+        </w:rPr>
+      </w:pPr>
+      <w:r>
+        <w:rPr>
+          <w:color w:val="7030A0"/>
+        </w:rPr>
+        <w:t xml:space="preserve">git </w:t>
+      </w:r>
+      <w:proofErr w:type="gramStart"/>
+      <w:r>
+        <w:rPr>
+          <w:color w:val="7030A0"/>
+        </w:rPr>
+        <w:t>add .</w:t>
+      </w:r>
+      <w:proofErr w:type="gramEnd"/>
+    </w:p>
+    <w:p>
+      <w:pPr>
+        <w:pStyle w:val="NoSpacing"/>
+        <w:rPr>
+          <w:color w:val="7030A0"/>
+        </w:rPr>
+      </w:pPr>
+      <w:r>
+        <w:rPr>
+          <w:color w:val="7030A0"/>
+        </w:rPr>
+        <w:t>git commit -m "add price history loader"</w:t>
+      </w:r>
+    </w:p>
+    <w:p>
+      <w:pPr>
+        <w:pStyle w:val="NoSpacing"/>
+        <w:rPr>
+          <w:color w:val="7030A0"/>
+        </w:rPr>
+      </w:pPr>
+      <w:r>
+        <w:rPr>
+          <w:color w:val="7030A0"/>
+        </w:rPr>
+        <w:t>git push origin dev</w:t>
+      </w:r>
+    </w:p>
+    <w:p>
+      <w:pPr>
+        <w:pStyle w:val="NoSpacing"/>
+        <w:rPr>
+          <w:color w:val="7030A0"/>
+        </w:rPr>
+      </w:pPr>
+    </w:p>
+    <w:p>
+      <w:pPr>
+        <w:pStyle w:val="NoSpacing"/>
+        <w:rPr>
+          <w:color w:val="7030A0"/>
+        </w:rPr>
+      </w:pPr>
+      <w:r>
+        <w:rPr>
+          <w:color w:val="7030A0"/>
+        </w:rPr>
+        <w:t xml:space="preserve"># 3. When ready — open a PR: dev → </w:t>
+      </w:r>
+      <w:proofErr w:type="spellStart"/>
+      <w:r>
+        <w:rPr>
+          <w:color w:val="7030A0"/>
+        </w:rPr>
+        <w:t>qa</w:t>
+      </w:r>
+      <w:proofErr w:type="spellEnd"/>
+      <w:r>
+        <w:rPr>
+          <w:color w:val="7030A0"/>
+        </w:rPr>
+        <w:t xml:space="preserve"> (on GitHub/Azure DevOps)</w:t>
+      </w:r>
+    </w:p>
+    <w:p>
+      <w:pPr>
+        <w:pStyle w:val="NoSpacing"/>
+        <w:rPr>
+          <w:color w:val="7030A0"/>
+        </w:rPr>
+      </w:pPr>
+      <w:r>
+        <w:rPr>
+          <w:color w:val="7030A0"/>
+        </w:rPr>
+        <w:t># After review and tests pass, merge it</w:t>
+      </w:r>
+    </w:p>
+    <w:p>
+      <w:pPr>
+        <w:pStyle w:val="NoSpacing"/>
+        <w:rPr>
+          <w:color w:val="7030A0"/>
+        </w:rPr>
+      </w:pPr>
+    </w:p>
+    <w:p>
+      <w:pPr>
+        <w:pStyle w:val="NoSpacing"/>
+        <w:rPr>
+          <w:color w:val="7030A0"/>
+        </w:rPr>
+      </w:pPr>
+      <w:r>
+        <w:rPr>
+          <w:color w:val="7030A0"/>
+        </w:rPr>
+        <w:t xml:space="preserve"># 4. When </w:t>
+      </w:r>
+      <w:proofErr w:type="spellStart"/>
+      <w:r>
+        <w:rPr>
+          <w:color w:val="7030A0"/>
+        </w:rPr>
+        <w:t>qa</w:t>
+      </w:r>
+      <w:proofErr w:type="spellEnd"/>
+      <w:r>
+        <w:rPr>
+          <w:color w:val="7030A0"/>
+        </w:rPr>
+        <w:t xml:space="preserve"> is validated — open a PR: </w:t>
+      </w:r>
+      <w:proofErr w:type="spellStart"/>
+      <w:r>
+        <w:rPr>
+          <w:color w:val="7030A0"/>
+        </w:rPr>
+        <w:t>qa</w:t>
+      </w:r>
+      <w:proofErr w:type="spellEnd"/>
+      <w:r>
+        <w:rPr>
+          <w:color w:val="7030A0"/>
+        </w:rPr>
+        <w:t xml:space="preserve"> → master</w:t>
+      </w:r>
+    </w:p>
+    <w:p>
+      <w:pPr>
+        <w:pStyle w:val="NoSpacing"/>
+        <w:rPr>
+          <w:color w:val="7030A0"/>
+        </w:rPr>
+      </w:pPr>
+      <w:r>
+        <w:rPr>
+          <w:color w:val="7030A0"/>
+        </w:rPr>
+        <w:t># After approval, merge it and tag the release</w:t>
+      </w:r>
+    </w:p>
+    <w:p>
+      <w:pPr>
+        <w:pStyle w:val="NoSpacing"/>
+        <w:rPr>
+          <w:color w:val="7030A0"/>
+        </w:rPr>
+      </w:pPr>
+      <w:r>
+        <w:rPr>
+          <w:color w:val="7030A0"/>
+        </w:rPr>
+        <w:t>git checkout master</w:t>
+      </w:r>
+    </w:p>
+    <w:p>
+      <w:pPr>
+        <w:pStyle w:val="NoSpacing"/>
+        <w:rPr>
+          <w:color w:val="7030A0"/>
+        </w:rPr>
+      </w:pPr>
+      <w:r>
+        <w:rPr>
+          <w:color w:val="7030A0"/>
+        </w:rPr>
+        <w:t>git pull origin master</w:t>
+      </w:r>
+    </w:p>
+    <w:p>
+      <w:pPr>
+        <w:pStyle w:val="NoSpacing"/>
+        <w:rPr>
+          <w:color w:val="7030A0"/>
+        </w:rPr>
+      </w:pPr>
+      <w:r>
+        <w:rPr>
+          <w:color w:val="7030A0"/>
+        </w:rPr>
+        <w:t>git tag -a v1.0.0 -m "first production release"</w:t>
+      </w:r>
+    </w:p>
+    <w:p>
+      <w:pPr>
+        <w:pStyle w:val="NoSpacing"/>
+        <w:rPr>
+          <w:color w:val="7030A0"/>
+        </w:rPr>
+      </w:pPr>
+      <w:r>
+        <w:rPr>
+          <w:color w:val="7030A0"/>
+        </w:rPr>
+        <w:t>git push origin v1.0.0</w:t>
+      </w:r>
+    </w:p>
+    <w:p>
+      <w:pPr>
+        <w:pStyle w:val="NoSpacing"/>
+        <w:rPr>
+          <w:color w:val="7030A0"/>
+        </w:rPr>
+      </w:pPr>
+      <w:proofErr w:type="spellStart"/>
+      <w:r>
+        <w:rPr>
+          <w:color w:val="7030A0"/>
+        </w:rPr>
+        <w:t>qa</w:t>
+      </w:r>
+      <w:proofErr w:type="spellEnd"/>
+      <w:r>
+        <w:rPr>
+          <w:color w:val="7030A0"/>
+        </w:rPr>
+        <w:t xml:space="preserve"> never gets code written directly on it — it only receives merges from dev. master never gets touched directly — it only receives merges from </w:t>
+      </w:r>
+      <w:proofErr w:type="spellStart"/>
+      <w:r>
+        <w:rPr>
+          <w:color w:val="7030A0"/>
+        </w:rPr>
+        <w:t>qa</w:t>
+      </w:r>
+      <w:proofErr w:type="spellEnd"/>
+      <w:r>
+        <w:rPr>
+          <w:color w:val="7030A0"/>
+        </w:rPr>
+        <w:t>.</w:t>
+      </w:r>
+    </w:p>
+    <w:p>
+      <w:pPr>
+        <w:pStyle w:val="NoSpacing"/>
+      </w:pPr>
+    </w:p>
+    <w:p>
+      <w:pPr>
+        <w:pStyle w:val="NoSpacing"/>
+      </w:pPr>
+    </w:p>
+    <w:p>
+      <w:pPr>
+        <w:pStyle w:val="NoSpacing"/>
+      </w:pPr>
+    </w:p>
+    <w:p>
+      <w:pPr>
+        <w:pStyle w:val="NoSpacing"/>
+      </w:pPr>
+    </w:p>
+    <w:p>
+      <w:pPr>
+        <w:pStyle w:val="NoSpacing"/>
+      </w:pPr>
+    </w:p>
+    <w:p>
+      <w:pPr>
+        <w:pStyle w:val="NoSpacing"/>
+      </w:pPr>
+    </w:p>
+    <w:p>
+      <w:pPr>
+        <w:pStyle w:val="NoSpacing"/>
+      </w:pPr>
+      <w:proofErr w:type="spellStart"/>
+      <w:proofErr w:type="gramStart"/>
+      <w:r>
+        <w:rPr>
+          <w:highlight w:val="green"/>
+        </w:rPr>
+        <w:t>lets</w:t>
+      </w:r>
+      <w:proofErr w:type="spellEnd"/>
+      <w:proofErr w:type="gramEnd"/>
+      <w:r>
+        <w:rPr>
+          <w:highlight w:val="green"/>
+        </w:rPr>
+        <w:t xml:space="preserve"> create master</w:t>
+      </w:r>
+    </w:p>
+    <w:p>
+      <w:pPr>
+        <w:pStyle w:val="NoSpacing"/>
+      </w:pPr>
+      <w:r>
+        <w:t>3:21 PM</w:t>
+      </w:r>
+    </w:p>
+    <w:p>
+      <w:pPr>
+        <w:pStyle w:val="NoSpacing"/>
+      </w:pPr>
+      <w:r>
+        <w:t>Run these commands inside your </w:t>
+      </w:r>
+      <w:proofErr w:type="spellStart"/>
+      <w:r>
+        <w:t>schwab_loader</w:t>
+      </w:r>
+      <w:proofErr w:type="spellEnd"/>
+      <w:r>
+        <w:t> project folder:</w:t>
+      </w:r>
+    </w:p>
+    <w:p>
+      <w:pPr>
+        <w:pStyle w:val="NoSpacing"/>
+      </w:pPr>
+      <w:r>
+        <w:t>bash</w:t>
+      </w:r>
+    </w:p>
+    <w:p>
+      <w:pPr>
+        <w:pStyle w:val="NoSpacing"/>
+      </w:pPr>
+      <w:r>
+        <w:t>cd C:\Ara\Python\Api\Schwab\Working\schwab_market_data</w:t>
+      </w:r>
+    </w:p>
+    <w:p>
+      <w:pPr>
+        <w:pStyle w:val="NoSpacing"/>
+      </w:pPr>
+    </w:p>
+    <w:p>
+      <w:pPr>
+        <w:pStyle w:val="NoSpacing"/>
+      </w:pPr>
+      <w:r>
+        <w:t xml:space="preserve">git </w:t>
+      </w:r>
+      <w:proofErr w:type="spellStart"/>
+      <w:r>
+        <w:t>init</w:t>
+      </w:r>
+      <w:proofErr w:type="spellEnd"/>
+    </w:p>
+    <w:p>
+      <w:pPr>
+        <w:pStyle w:val="NoSpacing"/>
+      </w:pPr>
+      <w:r>
+        <w:t xml:space="preserve">git </w:t>
+      </w:r>
+      <w:proofErr w:type="gramStart"/>
+      <w:r>
+        <w:t>add .</w:t>
+      </w:r>
+      <w:proofErr w:type="gramEnd"/>
+    </w:p>
+    <w:p>
+      <w:pPr>
+        <w:pStyle w:val="NoSpacing"/>
+      </w:pPr>
+      <w:r>
+        <w:t xml:space="preserve">git commit -m "initial commit - modular </w:t>
+      </w:r>
+      <w:proofErr w:type="spellStart"/>
+      <w:r>
+        <w:t>schwab</w:t>
+      </w:r>
+      <w:proofErr w:type="spellEnd"/>
+      <w:r>
+        <w:t xml:space="preserve"> market data loader"</w:t>
+      </w:r>
+    </w:p>
+    <w:p>
+      <w:pPr>
+        <w:pStyle w:val="NoSpacing"/>
+      </w:pPr>
+      <w:r>
+        <w:t>git branch -M master</w:t>
+      </w:r>
+    </w:p>
+    <w:p>
+      <w:pPr>
+        <w:pStyle w:val="NoSpacing"/>
+      </w:pPr>
+    </w:p>
+    <w:p>
+      <w:pPr>
+        <w:pStyle w:val="NoSpacing"/>
+      </w:pPr>
+      <w:r>
+        <w:t>git checkout -b dev</w:t>
+      </w:r>
+    </w:p>
+    <w:p>
+      <w:pPr>
+        <w:pStyle w:val="NoSpacing"/>
+      </w:pPr>
+      <w:r>
+        <w:t>git push -u origin dev</w:t>
+      </w:r>
+    </w:p>
+    <w:p>
+      <w:pPr>
+        <w:pStyle w:val="NoSpacing"/>
+      </w:pPr>
+    </w:p>
+    <w:p>
+      <w:pPr>
+        <w:pStyle w:val="NoSpacing"/>
+      </w:pPr>
+      <w:r>
+        <w:t>git checkout master</w:t>
+      </w:r>
+    </w:p>
+    <w:p>
+      <w:pPr>
+        <w:pStyle w:val="NoSpacing"/>
+      </w:pPr>
+      <w:r>
+        <w:t xml:space="preserve">git checkout -b </w:t>
+      </w:r>
+      <w:proofErr w:type="spellStart"/>
+      <w:r>
+        <w:t>qa</w:t>
+      </w:r>
+      <w:proofErr w:type="spellEnd"/>
+    </w:p>
+    <w:p>
+      <w:pPr>
+        <w:pStyle w:val="NoSpacing"/>
+      </w:pPr>
+      <w:r>
+        <w:t xml:space="preserve">git push -u origin </w:t>
+      </w:r>
+      <w:proofErr w:type="spellStart"/>
+      <w:r>
+        <w:t>qa</w:t>
+      </w:r>
+      <w:proofErr w:type="spellEnd"/>
+    </w:p>
+    <w:p>
+      <w:pPr>
+        <w:pStyle w:val="NoSpacing"/>
+      </w:pPr>
+    </w:p>
+    <w:p>
+      <w:pPr>
+        <w:pStyle w:val="NoSpacing"/>
+      </w:pPr>
+      <w:r>
+        <w:t>git checkout master</w:t>
       </w:r>
     </w:p>
     <w:p>
@@ -1420,26 +877,53 @@
           <w:b/>
           <w:bCs/>
         </w:rPr>
-        <w:t>Step 1 — check your branches:</w:t>
-      </w:r>
-    </w:p>
-    <w:p>
-      <w:pPr>
-        <w:pStyle w:val="NoSpacing"/>
-      </w:pPr>
-      <w:proofErr w:type="spellStart"/>
-      <w:r>
-        <w:t>powershell</w:t>
-      </w:r>
-      <w:proofErr w:type="spellEnd"/>
-    </w:p>
-    <w:p>
-      <w:pPr>
-        <w:pStyle w:val="NoSpacing"/>
-      </w:pPr>
-      <w:r>
-        <w:t>git branch</w:t>
-      </w:r>
+        <w:t>If you already have a remote (GitHub/GitLab/Azure DevOps), add it first:</w:t>
+      </w:r>
+    </w:p>
+    <w:p>
+      <w:pPr>
+        <w:pStyle w:val="NoSpacing"/>
+      </w:pPr>
+      <w:r>
+        <w:t>bash</w:t>
+      </w:r>
+    </w:p>
+    <w:p>
+      <w:pPr>
+        <w:pStyle w:val="NoSpacing"/>
+      </w:pPr>
+      <w:r>
+        <w:t>git remote add origin https://github.com/YOUR_USERNAME/schwab_market_data.git</w:t>
+      </w:r>
+    </w:p>
+    <w:p>
+      <w:pPr>
+        <w:pStyle w:val="NoSpacing"/>
+      </w:pPr>
+      <w:r>
+        <w:t>git push -u origin master</w:t>
+      </w:r>
+    </w:p>
+    <w:p>
+      <w:pPr>
+        <w:pStyle w:val="NoSpacing"/>
+      </w:pPr>
+      <w:r>
+        <w:t>git push -u origin dev</w:t>
+      </w:r>
+    </w:p>
+    <w:p>
+      <w:pPr>
+        <w:pStyle w:val="NoSpacing"/>
+      </w:pPr>
+      <w:r>
+        <w:t xml:space="preserve">git push -u origin </w:t>
+      </w:r>
+      <w:proofErr w:type="spellStart"/>
+      <w:r>
+        <w:t>qa</w:t>
+      </w:r>
+      <w:proofErr w:type="spellEnd"/>
     </w:p>
     <w:p>
       <w:pPr>
@@ -1450,70 +934,1158 @@
           <w:b/>
           <w:bCs/>
         </w:rPr>
-        <w:t xml:space="preserve">Step 2 — if dev and </w:t>
-      </w:r>
-      <w:proofErr w:type="spellStart"/>
+        <w:t>Verify:</w:t>
+      </w:r>
+    </w:p>
+    <w:p>
+      <w:pPr>
+        <w:pStyle w:val="NoSpacing"/>
+      </w:pPr>
+      <w:r>
+        <w:lastRenderedPageBreak/>
+        <w:t>bash</w:t>
+      </w:r>
+    </w:p>
+    <w:p>
+      <w:pPr>
+        <w:pStyle w:val="NoSpacing"/>
+      </w:pPr>
+      <w:r>
+        <w:t>git branch -a</w:t>
+      </w:r>
+    </w:p>
+    <w:p>
+      <w:pPr>
+        <w:pStyle w:val="NoSpacing"/>
+      </w:pPr>
+      <w:r>
+        <w:t>Expected output:</w:t>
+      </w:r>
+    </w:p>
+    <w:p>
+      <w:pPr>
+        <w:pStyle w:val="NoSpacing"/>
+      </w:pPr>
+      <w:r>
+        <w:t xml:space="preserve">  dev</w:t>
+      </w:r>
+    </w:p>
+    <w:p>
+      <w:pPr>
+        <w:pStyle w:val="NoSpacing"/>
+      </w:pPr>
+      <w:r>
+        <w:t xml:space="preserve">* </w:t>
+      </w:r>
+      <w:proofErr w:type="gramStart"/>
+      <w:r>
+        <w:t>master</w:t>
+      </w:r>
+      <w:proofErr w:type="gramEnd"/>
+    </w:p>
+    <w:p>
+      <w:pPr>
+        <w:pStyle w:val="NoSpacing"/>
+      </w:pPr>
+      <w:r>
+        <w:t xml:space="preserve">  </w:t>
+      </w:r>
+      <w:proofErr w:type="spellStart"/>
+      <w:r>
+        <w:t>qa</w:t>
+      </w:r>
+      <w:proofErr w:type="spellEnd"/>
+    </w:p>
+    <w:p>
+      <w:pPr>
+        <w:pStyle w:val="NoSpacing"/>
+      </w:pPr>
+      <w:r>
+        <w:t xml:space="preserve">  remotes/origin/dev</w:t>
+      </w:r>
+    </w:p>
+    <w:p>
+      <w:pPr>
+        <w:pStyle w:val="NoSpacing"/>
+      </w:pPr>
+      <w:r>
+        <w:t xml:space="preserve">  remotes/origin/master</w:t>
+      </w:r>
+    </w:p>
+    <w:p>
+      <w:pPr>
+        <w:pStyle w:val="NoSpacing"/>
+      </w:pPr>
+      <w:r>
+        <w:t xml:space="preserve">  remotes/origin/</w:t>
+      </w:r>
+      <w:proofErr w:type="spellStart"/>
+      <w:r>
+        <w:t>qa</w:t>
+      </w:r>
+      <w:proofErr w:type="spellEnd"/>
+    </w:p>
+    <w:p>
+      <w:pPr>
+        <w:pStyle w:val="NoSpacing"/>
+      </w:pPr>
+      <w:r>
+        <w:pict w14:anchorId="304EA3C0">
+          <v:rect id="_x0000_i1025" style="width:0;height:0" o:hralign="center" o:hrstd="t" o:hr="t" fillcolor="#a0a0a0" stroked="f"/>
+        </w:pict>
+      </w:r>
+    </w:p>
+    <w:p>
+      <w:pPr>
+        <w:pStyle w:val="NoSpacing"/>
+      </w:pPr>
+      <w:r>
+        <w:t xml:space="preserve">Do you have an existing remote repo (GitHub, Azure DevOps, etc.) or is this a </w:t>
+      </w:r>
+      <w:proofErr w:type="gramStart"/>
+      <w:r>
+        <w:t>brand new</w:t>
+      </w:r>
+      <w:proofErr w:type="gramEnd"/>
+      <w:r>
+        <w:t xml:space="preserve"> local repo? That'll determine whether you need the remote add step.</w:t>
+      </w:r>
+    </w:p>
+    <w:p>
+      <w:pPr>
+        <w:pStyle w:val="NoSpacing"/>
+      </w:pPr>
+      <w:r>
+        <w:t>(use "git push" to publish your local commits) (.</w:t>
+      </w:r>
+      <w:proofErr w:type="spellStart"/>
+      <w:r>
+        <w:t>venv</w:t>
+      </w:r>
+      <w:proofErr w:type="spellEnd"/>
+      <w:r>
+        <w:t xml:space="preserve">) PS C:\Ara\Python\Api\Schwab\Working\schwab_market_data&gt; dev </w:t>
+      </w:r>
+      <w:proofErr w:type="spellStart"/>
+      <w:proofErr w:type="gramStart"/>
+      <w:r>
+        <w:t>dev</w:t>
+      </w:r>
+      <w:proofErr w:type="spellEnd"/>
+      <w:r>
+        <w:t xml:space="preserve"> :</w:t>
+      </w:r>
+      <w:proofErr w:type="gramEnd"/>
+      <w:r>
+        <w:t xml:space="preserve"> The term 'dev' is not recognized as the name of a cmdlet, function, script file, or operable program. Check the spelling of the name, or if a path was included, verify that the path is correct and try again. At line:1 char:2 + dev + ~~~ + </w:t>
+      </w:r>
+      <w:proofErr w:type="gramStart"/>
+      <w:r>
+        <w:t>CategoryInfo :</w:t>
+      </w:r>
+      <w:proofErr w:type="gramEnd"/>
+      <w:r>
+        <w:t xml:space="preserve"> </w:t>
+      </w:r>
+      <w:proofErr w:type="spellStart"/>
+      <w:r>
+        <w:t>ObjectNotFound</w:t>
+      </w:r>
+      <w:proofErr w:type="spellEnd"/>
+      <w:r>
+        <w:t>: (</w:t>
+      </w:r>
+      <w:proofErr w:type="spellStart"/>
+      <w:proofErr w:type="gramStart"/>
+      <w:r>
+        <w:t>dev:String</w:t>
+      </w:r>
+      <w:proofErr w:type="spellEnd"/>
+      <w:proofErr w:type="gramEnd"/>
+      <w:r>
+        <w:t xml:space="preserve">) [], </w:t>
+      </w:r>
+      <w:proofErr w:type="spellStart"/>
+      <w:r>
+        <w:t>CommandNotFoundException</w:t>
+      </w:r>
+      <w:proofErr w:type="spellEnd"/>
+      <w:r>
+        <w:t xml:space="preserve"> + </w:t>
+      </w:r>
+      <w:proofErr w:type="spellStart"/>
+      <w:proofErr w:type="gramStart"/>
+      <w:r>
+        <w:t>FullyQualifiedErrorId</w:t>
+      </w:r>
+      <w:proofErr w:type="spellEnd"/>
+      <w:r>
+        <w:t xml:space="preserve"> :</w:t>
+      </w:r>
+      <w:proofErr w:type="gramEnd"/>
+      <w:r>
+        <w:t xml:space="preserve"> </w:t>
+      </w:r>
+      <w:proofErr w:type="spellStart"/>
+      <w:r>
+        <w:t>CommandNotFoundException</w:t>
+      </w:r>
+      <w:proofErr w:type="spellEnd"/>
+    </w:p>
+    <w:p>
+      <w:pPr>
+        <w:pStyle w:val="NoSpacing"/>
+      </w:pPr>
+      <w:r>
+        <w:t>(.</w:t>
+      </w:r>
+      <w:proofErr w:type="spellStart"/>
+      <w:r>
+        <w:t>venv</w:t>
+      </w:r>
+      <w:proofErr w:type="spellEnd"/>
+      <w:r>
+        <w:t xml:space="preserve">) PS C:\Ara\Python\Api\Schwab\Working\schwab_market_data&gt; * master </w:t>
+      </w:r>
+      <w:proofErr w:type="gramStart"/>
+      <w:r>
+        <w:t>* :</w:t>
+      </w:r>
+      <w:proofErr w:type="gramEnd"/>
+      <w:r>
+        <w:t xml:space="preserve"> The term '*' is not recognized as the name of a cmdlet, function, script file, or operable program. Check the spelling of the name, or if a path was included, verify that the path is correct and try again. At line:1 char:1 + * master + ~ + </w:t>
+      </w:r>
+      <w:proofErr w:type="gramStart"/>
+      <w:r>
+        <w:t>CategoryInfo :</w:t>
+      </w:r>
+      <w:proofErr w:type="gramEnd"/>
+      <w:r>
+        <w:t xml:space="preserve"> </w:t>
+      </w:r>
+      <w:proofErr w:type="spellStart"/>
+      <w:r>
+        <w:t>ObjectNotFound</w:t>
+      </w:r>
+      <w:proofErr w:type="spellEnd"/>
+      <w:r>
+        <w:t>: (</w:t>
+      </w:r>
+      <w:proofErr w:type="gramStart"/>
+      <w:r>
+        <w:t>*:String</w:t>
+      </w:r>
+      <w:proofErr w:type="gramEnd"/>
+      <w:r>
+        <w:t xml:space="preserve">) [], </w:t>
+      </w:r>
+      <w:proofErr w:type="spellStart"/>
+      <w:r>
+        <w:t>CommandNotFoundException</w:t>
+      </w:r>
+      <w:proofErr w:type="spellEnd"/>
+      <w:r>
+        <w:t xml:space="preserve"> + </w:t>
+      </w:r>
+      <w:proofErr w:type="spellStart"/>
+      <w:proofErr w:type="gramStart"/>
+      <w:r>
+        <w:t>FullyQualifiedErrorId</w:t>
+      </w:r>
+      <w:proofErr w:type="spellEnd"/>
+      <w:r>
+        <w:t xml:space="preserve"> :</w:t>
+      </w:r>
+      <w:proofErr w:type="gramEnd"/>
+      <w:r>
+        <w:t xml:space="preserve"> </w:t>
+      </w:r>
+      <w:proofErr w:type="spellStart"/>
+      <w:r>
+        <w:t>CommandNotFoundException</w:t>
+      </w:r>
+      <w:proofErr w:type="spellEnd"/>
+    </w:p>
+    <w:p>
+      <w:pPr>
+        <w:pStyle w:val="NoSpacing"/>
+      </w:pPr>
+      <w:r>
+        <w:t>(.</w:t>
+      </w:r>
+      <w:proofErr w:type="spellStart"/>
+      <w:r>
+        <w:t>venv</w:t>
+      </w:r>
+      <w:proofErr w:type="spellEnd"/>
+      <w:r>
+        <w:t xml:space="preserve">) PS C:\Ara\Python\Api\Schwab\Working\schwab_market_data&gt; </w:t>
+      </w:r>
+      <w:proofErr w:type="spellStart"/>
+      <w:r>
+        <w:t>qa</w:t>
+      </w:r>
+      <w:proofErr w:type="spellEnd"/>
+      <w:r>
+        <w:t xml:space="preserve"> </w:t>
+      </w:r>
+      <w:proofErr w:type="spellStart"/>
+      <w:proofErr w:type="gramStart"/>
+      <w:r>
+        <w:t>qa</w:t>
+      </w:r>
+      <w:proofErr w:type="spellEnd"/>
+      <w:r>
+        <w:t xml:space="preserve"> :</w:t>
+      </w:r>
+      <w:proofErr w:type="gramEnd"/>
+      <w:r>
+        <w:t xml:space="preserve"> The term '</w:t>
+      </w:r>
+      <w:proofErr w:type="spellStart"/>
+      <w:r>
+        <w:t>qa</w:t>
+      </w:r>
+      <w:proofErr w:type="spellEnd"/>
+      <w:r>
+        <w:t xml:space="preserve">' is not recognized as the name of a cmdlet, function, script file, or operable program. Check the spelling of the name, or if a path was included, verify that the path is correct and try again. At line:1 char:3 + </w:t>
+      </w:r>
+      <w:proofErr w:type="spellStart"/>
+      <w:r>
+        <w:t>qa</w:t>
+      </w:r>
+      <w:proofErr w:type="spellEnd"/>
+      <w:r>
+        <w:t xml:space="preserve"> + ~~ + </w:t>
+      </w:r>
+      <w:proofErr w:type="gramStart"/>
+      <w:r>
+        <w:t>CategoryInfo :</w:t>
+      </w:r>
+      <w:proofErr w:type="gramEnd"/>
+      <w:r>
+        <w:t xml:space="preserve"> </w:t>
+      </w:r>
+      <w:proofErr w:type="spellStart"/>
+      <w:r>
+        <w:t>ObjectNotFound</w:t>
+      </w:r>
+      <w:proofErr w:type="spellEnd"/>
+      <w:r>
+        <w:t>: (</w:t>
+      </w:r>
+      <w:proofErr w:type="spellStart"/>
+      <w:proofErr w:type="gramStart"/>
+      <w:r>
+        <w:t>qa:String</w:t>
+      </w:r>
+      <w:proofErr w:type="spellEnd"/>
+      <w:proofErr w:type="gramEnd"/>
+      <w:r>
+        <w:t xml:space="preserve">) [], </w:t>
+      </w:r>
+      <w:proofErr w:type="spellStart"/>
+      <w:r>
+        <w:t>CommandNotFoundException</w:t>
+      </w:r>
+      <w:proofErr w:type="spellEnd"/>
+      <w:r>
+        <w:t xml:space="preserve"> + </w:t>
+      </w:r>
+      <w:proofErr w:type="spellStart"/>
+      <w:proofErr w:type="gramStart"/>
+      <w:r>
+        <w:t>FullyQualifiedErrorId</w:t>
+      </w:r>
+      <w:proofErr w:type="spellEnd"/>
+      <w:r>
+        <w:t xml:space="preserve"> :</w:t>
+      </w:r>
+      <w:proofErr w:type="gramEnd"/>
+      <w:r>
+        <w:t xml:space="preserve"> </w:t>
+      </w:r>
+      <w:proofErr w:type="spellStart"/>
+      <w:r>
+        <w:t>CommandNotFoundException</w:t>
+      </w:r>
+      <w:proofErr w:type="spellEnd"/>
+    </w:p>
+    <w:p>
+      <w:pPr>
+        <w:pStyle w:val="NoSpacing"/>
+      </w:pPr>
+      <w:r>
+        <w:t>(.</w:t>
+      </w:r>
+      <w:proofErr w:type="spellStart"/>
+      <w:r>
+        <w:t>venv</w:t>
+      </w:r>
+      <w:proofErr w:type="spellEnd"/>
+      <w:r>
+        <w:t>) PS C:\Ara\Python\Api\Schwab\Working\schwab_market_data&gt; remotes/origin/dev remotes/origin/</w:t>
+      </w:r>
+      <w:proofErr w:type="gramStart"/>
+      <w:r>
+        <w:t>dev :</w:t>
+      </w:r>
+      <w:proofErr w:type="gramEnd"/>
+      <w:r>
+        <w:t xml:space="preserve"> The term 'remotes/origin/dev' is not recognized as the name of a cmdlet, function, script file, or operable program. Check the spelling of the name, or if a path was included, verify that the path is correct and try again. At line:1 char:3 + remotes/origin/dev + ~~~~~~~~~~~~~~~~~~ + </w:t>
+      </w:r>
+      <w:proofErr w:type="gramStart"/>
+      <w:r>
+        <w:t>CategoryInfo :</w:t>
+      </w:r>
+      <w:proofErr w:type="gramEnd"/>
+      <w:r>
+        <w:t xml:space="preserve"> </w:t>
+      </w:r>
+      <w:proofErr w:type="spellStart"/>
+      <w:r>
+        <w:t>ObjectNotFound</w:t>
+      </w:r>
+      <w:proofErr w:type="spellEnd"/>
+      <w:r>
+        <w:t>: (remotes/origin/</w:t>
+      </w:r>
+      <w:proofErr w:type="spellStart"/>
+      <w:proofErr w:type="gramStart"/>
+      <w:r>
+        <w:t>dev:String</w:t>
+      </w:r>
+      <w:proofErr w:type="spellEnd"/>
+      <w:proofErr w:type="gramEnd"/>
+      <w:r>
+        <w:t xml:space="preserve">) [], </w:t>
+      </w:r>
+      <w:proofErr w:type="spellStart"/>
+      <w:r>
+        <w:t>CommandNotFoundException</w:t>
+      </w:r>
+      <w:proofErr w:type="spellEnd"/>
+      <w:r>
+        <w:t xml:space="preserve"> + </w:t>
+      </w:r>
+      <w:proofErr w:type="spellStart"/>
+      <w:proofErr w:type="gramStart"/>
+      <w:r>
+        <w:t>FullyQualifiedErrorId</w:t>
+      </w:r>
+      <w:proofErr w:type="spellEnd"/>
+      <w:r>
+        <w:t xml:space="preserve"> :</w:t>
+      </w:r>
+      <w:proofErr w:type="gramEnd"/>
+      <w:r>
+        <w:t xml:space="preserve"> </w:t>
+      </w:r>
+      <w:proofErr w:type="spellStart"/>
+      <w:r>
+        <w:t>CommandNotFoundException</w:t>
+      </w:r>
+      <w:proofErr w:type="spellEnd"/>
+    </w:p>
+    <w:p>
+      <w:pPr>
+        <w:pStyle w:val="NoSpacing"/>
+      </w:pPr>
+      <w:r>
+        <w:t>(.</w:t>
+      </w:r>
+      <w:proofErr w:type="spellStart"/>
+      <w:r>
+        <w:t>venv</w:t>
+      </w:r>
+      <w:proofErr w:type="spellEnd"/>
+      <w:r>
+        <w:t>) PS C:\Ara\Python\Api\Schwab\Working\schwab_market_data&gt; remotes/origin/master remotes/origin/</w:t>
+      </w:r>
+      <w:proofErr w:type="gramStart"/>
+      <w:r>
+        <w:t>master :</w:t>
+      </w:r>
+      <w:proofErr w:type="gramEnd"/>
+      <w:r>
+        <w:t xml:space="preserve"> The term 'remotes/origin/master' is not recognized as the name of a cmdlet, function, script file, or operable program. Check the spelling of the name, or if a path was included, verify that the path is correct and try again. At line:1 char:3 + remotes/origin/master + ~~~~~~~~~~~~~~~~~~~~~ + </w:t>
+      </w:r>
+      <w:proofErr w:type="gramStart"/>
+      <w:r>
+        <w:t>CategoryInfo :</w:t>
+      </w:r>
+      <w:proofErr w:type="gramEnd"/>
+      <w:r>
+        <w:t xml:space="preserve"> </w:t>
+      </w:r>
+      <w:proofErr w:type="spellStart"/>
+      <w:r>
+        <w:t>ObjectNotFound</w:t>
+      </w:r>
+      <w:proofErr w:type="spellEnd"/>
+      <w:r>
+        <w:t>: (remotes/origin/</w:t>
+      </w:r>
+      <w:proofErr w:type="spellStart"/>
+      <w:proofErr w:type="gramStart"/>
+      <w:r>
+        <w:t>master:String</w:t>
+      </w:r>
+      <w:proofErr w:type="spellEnd"/>
+      <w:proofErr w:type="gramEnd"/>
+      <w:r>
+        <w:t xml:space="preserve">) [], </w:t>
+      </w:r>
+      <w:proofErr w:type="spellStart"/>
+      <w:r>
+        <w:t>CommandNotFoundException</w:t>
+      </w:r>
+      <w:proofErr w:type="spellEnd"/>
+      <w:r>
+        <w:t xml:space="preserve"> + </w:t>
+      </w:r>
+      <w:proofErr w:type="spellStart"/>
+      <w:proofErr w:type="gramStart"/>
+      <w:r>
+        <w:t>FullyQualifiedErrorId</w:t>
+      </w:r>
+      <w:proofErr w:type="spellEnd"/>
+      <w:r>
+        <w:t xml:space="preserve"> :</w:t>
+      </w:r>
+      <w:proofErr w:type="gramEnd"/>
+      <w:r>
+        <w:t xml:space="preserve"> </w:t>
+      </w:r>
+      <w:proofErr w:type="spellStart"/>
+      <w:r>
+        <w:t>CommandNotFoundException</w:t>
+      </w:r>
+      <w:proofErr w:type="spellEnd"/>
+    </w:p>
+    <w:p>
+      <w:pPr>
+        <w:pStyle w:val="NoSpacing"/>
+      </w:pPr>
+      <w:r>
+        <w:t>Show more</w:t>
+      </w:r>
+    </w:p>
+    <w:p>
+      <w:pPr>
+        <w:pStyle w:val="NoSpacing"/>
+      </w:pPr>
+      <w:r>
+        <w:t>3:22 PM</w:t>
+      </w:r>
+    </w:p>
+    <w:p>
+      <w:pPr>
+        <w:pStyle w:val="NoSpacing"/>
+      </w:pPr>
+      <w:r>
+        <w:t>You accidentally pasted the </w:t>
+      </w:r>
       <w:r>
         <w:rPr>
           <w:b/>
           <w:bCs/>
         </w:rPr>
+        <w:t>output</w:t>
+      </w:r>
+      <w:r>
+        <w:t> of git branch -a directly into PowerShell instead of just reading it. Those lines (dev, * master, </w:t>
+      </w:r>
+      <w:proofErr w:type="spellStart"/>
+      <w:r>
         <w:t>qa</w:t>
       </w:r>
       <w:proofErr w:type="spellEnd"/>
+      <w:r>
+        <w:t>, remotes/...) are not commands — they were just showing you what the branches look like.</w:t>
+      </w:r>
+    </w:p>
+    <w:p>
+      <w:pPr>
+        <w:pStyle w:val="NoSpacing"/>
+      </w:pPr>
+      <w:r>
+        <w:t>Your branches are already created correctly! Just run these one at a time to confirm:</w:t>
+      </w:r>
+    </w:p>
+    <w:p>
+      <w:pPr>
+        <w:pStyle w:val="NoSpacing"/>
+      </w:pPr>
+      <w:proofErr w:type="spellStart"/>
+      <w:r>
+        <w:t>powershell</w:t>
+      </w:r>
+      <w:proofErr w:type="spellEnd"/>
+    </w:p>
+    <w:p>
+      <w:pPr>
+        <w:pStyle w:val="NoSpacing"/>
+      </w:pPr>
+      <w:r>
+        <w:t>git branch -a</w:t>
+      </w:r>
+    </w:p>
+    <w:p>
+      <w:pPr>
+        <w:pStyle w:val="NoSpacing"/>
+      </w:pPr>
+      <w:r>
+        <w:lastRenderedPageBreak/>
+        <w:t>That will show you the list without trying to execute it. Then verify with:</w:t>
+      </w:r>
+    </w:p>
+    <w:p>
+      <w:pPr>
+        <w:pStyle w:val="NoSpacing"/>
+      </w:pPr>
+      <w:proofErr w:type="spellStart"/>
+      <w:r>
+        <w:t>powershell</w:t>
+      </w:r>
+      <w:proofErr w:type="spellEnd"/>
+    </w:p>
+    <w:p>
+      <w:pPr>
+        <w:pStyle w:val="NoSpacing"/>
+      </w:pPr>
+      <w:r>
+        <w:t>git status</w:t>
+      </w:r>
+    </w:p>
+    <w:p>
+      <w:pPr>
+        <w:pStyle w:val="NoSpacing"/>
+      </w:pPr>
+      <w:r>
+        <w:t>And to see just local branches:</w:t>
+      </w:r>
+    </w:p>
+    <w:p>
+      <w:pPr>
+        <w:pStyle w:val="NoSpacing"/>
+      </w:pPr>
+      <w:proofErr w:type="spellStart"/>
+      <w:r>
+        <w:t>powershell</w:t>
+      </w:r>
+      <w:proofErr w:type="spellEnd"/>
+    </w:p>
+    <w:p>
+      <w:pPr>
+        <w:pStyle w:val="NoSpacing"/>
+      </w:pPr>
+      <w:r>
+        <w:t>git branch</w:t>
+      </w:r>
+    </w:p>
+    <w:p>
+      <w:pPr>
+        <w:pStyle w:val="NoSpacing"/>
+      </w:pPr>
+      <w:r>
+        <w:t>You should see:</w:t>
+      </w:r>
+    </w:p>
+    <w:p>
+      <w:pPr>
+        <w:pStyle w:val="NoSpacing"/>
+      </w:pPr>
+      <w:r>
+        <w:t xml:space="preserve">  dev</w:t>
+      </w:r>
+    </w:p>
+    <w:p>
+      <w:pPr>
+        <w:pStyle w:val="NoSpacing"/>
+      </w:pPr>
+      <w:r>
+        <w:t xml:space="preserve">* </w:t>
+      </w:r>
+      <w:proofErr w:type="gramStart"/>
+      <w:r>
+        <w:t>master</w:t>
+      </w:r>
+      <w:proofErr w:type="gramEnd"/>
+    </w:p>
+    <w:p>
+      <w:pPr>
+        <w:pStyle w:val="NoSpacing"/>
+      </w:pPr>
+      <w:r>
+        <w:t xml:space="preserve">  </w:t>
+      </w:r>
+      <w:proofErr w:type="spellStart"/>
+      <w:r>
+        <w:t>qa</w:t>
+      </w:r>
+      <w:proofErr w:type="spellEnd"/>
+    </w:p>
+    <w:p>
+      <w:pPr>
+        <w:pStyle w:val="NoSpacing"/>
+      </w:pPr>
+      <w:r>
+        <w:t>The * just means you're currently on master — everything looks like it worked fine. Do you have a remote repo set up (GitHub, Azure DevOps, etc.) to push these branches to?</w:t>
+      </w:r>
+    </w:p>
+    <w:p>
+      <w:pPr>
+        <w:pStyle w:val="NoSpacing"/>
+      </w:pPr>
+      <w:r>
+        <w:t>(.</w:t>
+      </w:r>
+      <w:proofErr w:type="spellStart"/>
+      <w:r>
+        <w:t>venv</w:t>
+      </w:r>
+      <w:proofErr w:type="spellEnd"/>
+      <w:r>
+        <w:t xml:space="preserve">) PS C:\Ara\Python\Api\Schwab\Working\schwab_market_data&gt; dev </w:t>
+      </w:r>
+      <w:proofErr w:type="spellStart"/>
+      <w:proofErr w:type="gramStart"/>
+      <w:r>
+        <w:t>dev</w:t>
+      </w:r>
+      <w:proofErr w:type="spellEnd"/>
+      <w:r>
+        <w:t xml:space="preserve"> :</w:t>
+      </w:r>
+      <w:proofErr w:type="gramEnd"/>
+      <w:r>
+        <w:t xml:space="preserve"> The term 'dev' is not recognized as the name of a cmdlet, function, script file, or operable program. Check the spelling of the name, or if a path was included, verify that the path is correct and try again. At line:1 char:2 + dev + ~~~ + </w:t>
+      </w:r>
+      <w:proofErr w:type="gramStart"/>
+      <w:r>
+        <w:t>CategoryInfo :</w:t>
+      </w:r>
+      <w:proofErr w:type="gramEnd"/>
+      <w:r>
+        <w:t xml:space="preserve"> </w:t>
+      </w:r>
+      <w:proofErr w:type="spellStart"/>
+      <w:r>
+        <w:t>ObjectNotFound</w:t>
+      </w:r>
+      <w:proofErr w:type="spellEnd"/>
+      <w:r>
+        <w:t>: (</w:t>
+      </w:r>
+      <w:proofErr w:type="spellStart"/>
+      <w:proofErr w:type="gramStart"/>
+      <w:r>
+        <w:t>dev:String</w:t>
+      </w:r>
+      <w:proofErr w:type="spellEnd"/>
+      <w:proofErr w:type="gramEnd"/>
+      <w:r>
+        <w:t xml:space="preserve">) [], </w:t>
+      </w:r>
+      <w:proofErr w:type="spellStart"/>
+      <w:r>
+        <w:t>CommandNotFoundException</w:t>
+      </w:r>
+      <w:proofErr w:type="spellEnd"/>
+      <w:r>
+        <w:t xml:space="preserve"> + </w:t>
+      </w:r>
+      <w:proofErr w:type="spellStart"/>
+      <w:proofErr w:type="gramStart"/>
+      <w:r>
+        <w:t>FullyQualifiedErrorId</w:t>
+      </w:r>
+      <w:proofErr w:type="spellEnd"/>
+      <w:r>
+        <w:t xml:space="preserve"> :</w:t>
+      </w:r>
+      <w:proofErr w:type="gramEnd"/>
+      <w:r>
+        <w:t xml:space="preserve"> </w:t>
+      </w:r>
+      <w:proofErr w:type="spellStart"/>
+      <w:r>
+        <w:t>CommandNotFoundException</w:t>
+      </w:r>
+      <w:proofErr w:type="spellEnd"/>
+    </w:p>
+    <w:p>
+      <w:pPr>
+        <w:pStyle w:val="NoSpacing"/>
+      </w:pPr>
+      <w:r>
+        <w:t>(.</w:t>
+      </w:r>
+      <w:proofErr w:type="spellStart"/>
+      <w:r>
+        <w:t>venv</w:t>
+      </w:r>
+      <w:proofErr w:type="spellEnd"/>
+      <w:r>
+        <w:t xml:space="preserve">) PS C:\Ara\Python\Api\Schwab\Working\schwab_market_data&gt; * master </w:t>
+      </w:r>
+      <w:proofErr w:type="gramStart"/>
+      <w:r>
+        <w:t>* :</w:t>
+      </w:r>
+      <w:proofErr w:type="gramEnd"/>
+      <w:r>
+        <w:t xml:space="preserve"> The term '*' is not recognized as the name of a cmdlet, function, script file, or operable program. Check the spelling of the name, or if a path was included, verify that the path is correct and try again. At line:1 char:1 + * master + ~ + </w:t>
+      </w:r>
+      <w:proofErr w:type="gramStart"/>
+      <w:r>
+        <w:t>CategoryInfo :</w:t>
+      </w:r>
+      <w:proofErr w:type="gramEnd"/>
+      <w:r>
+        <w:t xml:space="preserve"> </w:t>
+      </w:r>
+      <w:proofErr w:type="spellStart"/>
+      <w:r>
+        <w:t>ObjectNotFound</w:t>
+      </w:r>
+      <w:proofErr w:type="spellEnd"/>
+      <w:r>
+        <w:t>: (</w:t>
+      </w:r>
+      <w:proofErr w:type="gramStart"/>
+      <w:r>
+        <w:t>*:String</w:t>
+      </w:r>
+      <w:proofErr w:type="gramEnd"/>
+      <w:r>
+        <w:t xml:space="preserve">) [], </w:t>
+      </w:r>
+      <w:proofErr w:type="spellStart"/>
+      <w:r>
+        <w:t>CommandNotFoundException</w:t>
+      </w:r>
+      <w:proofErr w:type="spellEnd"/>
+      <w:r>
+        <w:t xml:space="preserve"> + </w:t>
+      </w:r>
+      <w:proofErr w:type="spellStart"/>
+      <w:proofErr w:type="gramStart"/>
+      <w:r>
+        <w:t>FullyQualifiedErrorId</w:t>
+      </w:r>
+      <w:proofErr w:type="spellEnd"/>
+      <w:r>
+        <w:t xml:space="preserve"> :</w:t>
+      </w:r>
+      <w:proofErr w:type="gramEnd"/>
+      <w:r>
+        <w:t xml:space="preserve"> </w:t>
+      </w:r>
+      <w:proofErr w:type="spellStart"/>
+      <w:r>
+        <w:t>CommandNotFoundException</w:t>
+      </w:r>
+      <w:proofErr w:type="spellEnd"/>
+    </w:p>
+    <w:p>
+      <w:pPr>
+        <w:pStyle w:val="NoSpacing"/>
+      </w:pPr>
+      <w:r>
+        <w:t>(.</w:t>
+      </w:r>
+      <w:proofErr w:type="spellStart"/>
+      <w:r>
+        <w:t>venv</w:t>
+      </w:r>
+      <w:proofErr w:type="spellEnd"/>
+      <w:r>
+        <w:t xml:space="preserve">) PS C:\Ara\Python\Api\Schwab\Working\schwab_market_data&gt; </w:t>
+      </w:r>
+      <w:proofErr w:type="spellStart"/>
+      <w:r>
+        <w:t>qa</w:t>
+      </w:r>
+      <w:proofErr w:type="spellEnd"/>
+      <w:r>
+        <w:t xml:space="preserve"> </w:t>
+      </w:r>
+      <w:proofErr w:type="spellStart"/>
+      <w:proofErr w:type="gramStart"/>
+      <w:r>
+        <w:t>qa</w:t>
+      </w:r>
+      <w:proofErr w:type="spellEnd"/>
+      <w:r>
+        <w:t xml:space="preserve"> :</w:t>
+      </w:r>
+      <w:proofErr w:type="gramEnd"/>
+      <w:r>
+        <w:t xml:space="preserve"> The term '</w:t>
+      </w:r>
+      <w:proofErr w:type="spellStart"/>
+      <w:r>
+        <w:t>qa</w:t>
+      </w:r>
+      <w:proofErr w:type="spellEnd"/>
+      <w:r>
+        <w:t xml:space="preserve">' is not recognized as the name of a cmdlet, function, script file, or operable program. Check the spelling of the name, or if a path was included, verify that the path is correct and try again. At line:1 char:3 + </w:t>
+      </w:r>
+      <w:proofErr w:type="spellStart"/>
+      <w:r>
+        <w:t>qa</w:t>
+      </w:r>
+      <w:proofErr w:type="spellEnd"/>
+      <w:r>
+        <w:t xml:space="preserve"> + ~~ + </w:t>
+      </w:r>
+      <w:proofErr w:type="gramStart"/>
+      <w:r>
+        <w:t>CategoryInfo :</w:t>
+      </w:r>
+      <w:proofErr w:type="gramEnd"/>
+      <w:r>
+        <w:t xml:space="preserve"> </w:t>
+      </w:r>
+      <w:proofErr w:type="spellStart"/>
+      <w:r>
+        <w:t>ObjectNotFound</w:t>
+      </w:r>
+      <w:proofErr w:type="spellEnd"/>
+      <w:r>
+        <w:t>: (</w:t>
+      </w:r>
+      <w:proofErr w:type="spellStart"/>
+      <w:proofErr w:type="gramStart"/>
+      <w:r>
+        <w:t>qa:String</w:t>
+      </w:r>
+      <w:proofErr w:type="spellEnd"/>
+      <w:proofErr w:type="gramEnd"/>
+      <w:r>
+        <w:t xml:space="preserve">) [], </w:t>
+      </w:r>
+      <w:proofErr w:type="spellStart"/>
+      <w:r>
+        <w:t>CommandNotFoundException</w:t>
+      </w:r>
+      <w:proofErr w:type="spellEnd"/>
+      <w:r>
+        <w:t xml:space="preserve"> + </w:t>
+      </w:r>
+      <w:proofErr w:type="spellStart"/>
+      <w:proofErr w:type="gramStart"/>
+      <w:r>
+        <w:t>FullyQualifiedErrorId</w:t>
+      </w:r>
+      <w:proofErr w:type="spellEnd"/>
+      <w:r>
+        <w:t xml:space="preserve"> :</w:t>
+      </w:r>
+      <w:proofErr w:type="gramEnd"/>
+      <w:r>
+        <w:t xml:space="preserve"> </w:t>
+      </w:r>
+      <w:proofErr w:type="spellStart"/>
+      <w:r>
+        <w:t>CommandNotFoundException</w:t>
+      </w:r>
+      <w:proofErr w:type="spellEnd"/>
+    </w:p>
+    <w:p>
+      <w:pPr>
+        <w:pStyle w:val="NoSpacing"/>
+      </w:pPr>
+      <w:r>
+        <w:t>(.</w:t>
+      </w:r>
+      <w:proofErr w:type="spellStart"/>
+      <w:r>
+        <w:t>venv</w:t>
+      </w:r>
+      <w:proofErr w:type="spellEnd"/>
+      <w:r>
+        <w:t>) PS C:\Ara\Python\Api\Schwab\Working\schwab_market_data&gt; remotes/origin/dev remotes/origin/</w:t>
+      </w:r>
+      <w:proofErr w:type="gramStart"/>
+      <w:r>
+        <w:t>dev :</w:t>
+      </w:r>
+      <w:proofErr w:type="gramEnd"/>
+      <w:r>
+        <w:t xml:space="preserve"> The term 'remotes/origin/dev' is not recognized as the name of a cmdlet, function, script file, or operable program. Check the spelling of the name, or if a path was included, verify that the path is correct and try again. At line:1 char:3 + remotes/origin/dev + ~~~~~~~~~~~~~~~~~~ + </w:t>
+      </w:r>
+      <w:proofErr w:type="gramStart"/>
+      <w:r>
+        <w:t>CategoryInfo :</w:t>
+      </w:r>
+      <w:proofErr w:type="gramEnd"/>
+      <w:r>
+        <w:t xml:space="preserve"> </w:t>
+      </w:r>
+      <w:proofErr w:type="spellStart"/>
+      <w:r>
+        <w:t>ObjectNotFound</w:t>
+      </w:r>
+      <w:proofErr w:type="spellEnd"/>
+      <w:r>
+        <w:t>: (remotes/origin/</w:t>
+      </w:r>
+      <w:proofErr w:type="spellStart"/>
+      <w:proofErr w:type="gramStart"/>
+      <w:r>
+        <w:t>dev:String</w:t>
+      </w:r>
+      <w:proofErr w:type="spellEnd"/>
+      <w:proofErr w:type="gramEnd"/>
+      <w:r>
+        <w:t xml:space="preserve">) [], </w:t>
+      </w:r>
+      <w:proofErr w:type="spellStart"/>
+      <w:r>
+        <w:t>CommandNotFoundException</w:t>
+      </w:r>
+      <w:proofErr w:type="spellEnd"/>
+      <w:r>
+        <w:t xml:space="preserve"> + </w:t>
+      </w:r>
+      <w:proofErr w:type="spellStart"/>
+      <w:proofErr w:type="gramStart"/>
+      <w:r>
+        <w:t>FullyQualifiedErrorId</w:t>
+      </w:r>
+      <w:proofErr w:type="spellEnd"/>
+      <w:r>
+        <w:t xml:space="preserve"> :</w:t>
+      </w:r>
+      <w:proofErr w:type="gramEnd"/>
+      <w:r>
+        <w:t xml:space="preserve"> </w:t>
+      </w:r>
+      <w:proofErr w:type="spellStart"/>
+      <w:r>
+        <w:t>CommandNotFoundException</w:t>
+      </w:r>
+      <w:proofErr w:type="spellEnd"/>
+    </w:p>
+    <w:p>
+      <w:pPr>
+        <w:pStyle w:val="NoSpacing"/>
+      </w:pPr>
+      <w:r>
+        <w:t>(.</w:t>
+      </w:r>
+      <w:proofErr w:type="spellStart"/>
+      <w:r>
+        <w:t>venv</w:t>
+      </w:r>
+      <w:proofErr w:type="spellEnd"/>
+      <w:r>
+        <w:t>) PS C:\Ara\Python\Api\Schwab\Working\schwab_market_data&gt; remotes/origin/master remotes/origin/</w:t>
+      </w:r>
+      <w:proofErr w:type="gramStart"/>
+      <w:r>
+        <w:t>master :</w:t>
+      </w:r>
+      <w:proofErr w:type="gramEnd"/>
+      <w:r>
+        <w:t xml:space="preserve"> The term 'remotes/origin/master' is not recognized as the name of a cmdlet, function, script file, or operable program. Check the spelling of the name, or if a path was included, verify that the path is correct and try again. At line:1 char:3 + remotes/origin/master + ~~~~~~~~~~~~~~~~~~~~~ + </w:t>
+      </w:r>
+      <w:proofErr w:type="gramStart"/>
+      <w:r>
+        <w:t>CategoryInfo :</w:t>
+      </w:r>
+      <w:proofErr w:type="gramEnd"/>
+      <w:r>
+        <w:t xml:space="preserve"> </w:t>
+      </w:r>
+      <w:proofErr w:type="spellStart"/>
+      <w:r>
+        <w:t>ObjectNotFound</w:t>
+      </w:r>
+      <w:proofErr w:type="spellEnd"/>
+      <w:r>
+        <w:t>: (remotes/origin/</w:t>
+      </w:r>
+      <w:proofErr w:type="spellStart"/>
+      <w:proofErr w:type="gramStart"/>
+      <w:r>
+        <w:t>master:String</w:t>
+      </w:r>
+      <w:proofErr w:type="spellEnd"/>
+      <w:proofErr w:type="gramEnd"/>
+      <w:r>
+        <w:t xml:space="preserve">) [], </w:t>
+      </w:r>
+      <w:proofErr w:type="spellStart"/>
+      <w:r>
+        <w:t>CommandNotFoundException</w:t>
+      </w:r>
+      <w:proofErr w:type="spellEnd"/>
+      <w:r>
+        <w:t xml:space="preserve"> + </w:t>
+      </w:r>
+      <w:proofErr w:type="spellStart"/>
+      <w:proofErr w:type="gramStart"/>
+      <w:r>
+        <w:t>FullyQualifiedErrorId</w:t>
+      </w:r>
+      <w:proofErr w:type="spellEnd"/>
+      <w:r>
+        <w:t xml:space="preserve"> :</w:t>
+      </w:r>
+      <w:proofErr w:type="gramEnd"/>
+      <w:r>
+        <w:t xml:space="preserve"> </w:t>
+      </w:r>
+      <w:proofErr w:type="spellStart"/>
+      <w:r>
+        <w:t>CommandNotFoundException</w:t>
+      </w:r>
+      <w:proofErr w:type="spellEnd"/>
+    </w:p>
+    <w:p>
+      <w:pPr>
+        <w:pStyle w:val="NoSpacing"/>
+      </w:pPr>
+      <w:r>
+        <w:t>Show more</w:t>
+      </w:r>
+    </w:p>
+    <w:p>
+      <w:pPr>
+        <w:pStyle w:val="NoSpacing"/>
+      </w:pPr>
+      <w:r>
+        <w:t>4:03 PM</w:t>
+      </w:r>
+    </w:p>
+    <w:p>
+      <w:pPr>
+        <w:pStyle w:val="NoSpacing"/>
+      </w:pPr>
+      <w:r>
+        <w:t>You are still pasting the output into PowerShell. Those lines are not commands — they are just text to read.</w:t>
+      </w:r>
+    </w:p>
+    <w:p>
+      <w:pPr>
+        <w:pStyle w:val="NoSpacing"/>
+      </w:pPr>
+      <w:r>
+        <w:t>Please type these commands </w:t>
+      </w:r>
       <w:r>
         <w:rPr>
           <w:b/>
           <w:bCs/>
         </w:rPr>
-        <w:t xml:space="preserve"> are missing, create them:</w:t>
-      </w:r>
-    </w:p>
-    <w:p>
-      <w:pPr>
-        <w:pStyle w:val="NoSpacing"/>
-      </w:pPr>
-      <w:proofErr w:type="spellStart"/>
-      <w:r>
-        <w:t>powershell</w:t>
-      </w:r>
-      <w:proofErr w:type="spellEnd"/>
-    </w:p>
-    <w:p>
-      <w:pPr>
-        <w:pStyle w:val="NoSpacing"/>
-      </w:pPr>
-      <w:r>
-        <w:t>git checkout -b dev</w:t>
-      </w:r>
-    </w:p>
-    <w:p>
-      <w:pPr>
-        <w:pStyle w:val="NoSpacing"/>
-      </w:pPr>
-      <w:r>
-        <w:t>git checkout master</w:t>
-      </w:r>
-    </w:p>
-    <w:p>
-      <w:pPr>
-        <w:pStyle w:val="NoSpacing"/>
-      </w:pPr>
-      <w:r>
-        <w:t xml:space="preserve">git checkout -b </w:t>
-      </w:r>
-      <w:proofErr w:type="spellStart"/>
-      <w:r>
-        <w:t>qa</w:t>
-      </w:r>
-      <w:proofErr w:type="spellEnd"/>
-    </w:p>
-    <w:p>
-      <w:pPr>
-        <w:pStyle w:val="NoSpacing"/>
-      </w:pPr>
-      <w:r>
-        <w:t>git checkout master</w:t>
+        <w:t>one at a time</w:t>
+      </w:r>
+      <w:r>
+        <w:t>, pressing Enter after each:</w:t>
       </w:r>
     </w:p>
     <w:p>
@@ -1525,6 +2097,112 @@
           <w:b/>
           <w:bCs/>
         </w:rPr>
+        <w:t>Step 1 — check your branches:</w:t>
+      </w:r>
+    </w:p>
+    <w:p>
+      <w:pPr>
+        <w:pStyle w:val="NoSpacing"/>
+      </w:pPr>
+      <w:proofErr w:type="spellStart"/>
+      <w:r>
+        <w:t>powershell</w:t>
+      </w:r>
+      <w:proofErr w:type="spellEnd"/>
+    </w:p>
+    <w:p>
+      <w:pPr>
+        <w:pStyle w:val="NoSpacing"/>
+      </w:pPr>
+      <w:r>
+        <w:t>git branch</w:t>
+      </w:r>
+    </w:p>
+    <w:p>
+      <w:pPr>
+        <w:pStyle w:val="NoSpacing"/>
+      </w:pPr>
+      <w:r>
+        <w:rPr>
+          <w:b/>
+          <w:bCs/>
+        </w:rPr>
+        <w:t xml:space="preserve">Step 2 — if dev and </w:t>
+      </w:r>
+      <w:proofErr w:type="spellStart"/>
+      <w:r>
+        <w:rPr>
+          <w:b/>
+          <w:bCs/>
+        </w:rPr>
+        <w:t>qa</w:t>
+      </w:r>
+      <w:proofErr w:type="spellEnd"/>
+      <w:r>
+        <w:rPr>
+          <w:b/>
+          <w:bCs/>
+        </w:rPr>
+        <w:t xml:space="preserve"> are missing, create them:</w:t>
+      </w:r>
+    </w:p>
+    <w:p>
+      <w:pPr>
+        <w:pStyle w:val="NoSpacing"/>
+      </w:pPr>
+      <w:proofErr w:type="spellStart"/>
+      <w:r>
+        <w:lastRenderedPageBreak/>
+        <w:t>powershell</w:t>
+      </w:r>
+      <w:proofErr w:type="spellEnd"/>
+    </w:p>
+    <w:p>
+      <w:pPr>
+        <w:pStyle w:val="NoSpacing"/>
+      </w:pPr>
+      <w:r>
+        <w:t>git checkout -b dev</w:t>
+      </w:r>
+    </w:p>
+    <w:p>
+      <w:pPr>
+        <w:pStyle w:val="NoSpacing"/>
+      </w:pPr>
+      <w:r>
+        <w:t>git checkout master</w:t>
+      </w:r>
+    </w:p>
+    <w:p>
+      <w:pPr>
+        <w:pStyle w:val="NoSpacing"/>
+      </w:pPr>
+      <w:r>
+        <w:t xml:space="preserve">git checkout -b </w:t>
+      </w:r>
+      <w:proofErr w:type="spellStart"/>
+      <w:r>
+        <w:t>qa</w:t>
+      </w:r>
+      <w:proofErr w:type="spellEnd"/>
+    </w:p>
+    <w:p>
+      <w:pPr>
+        <w:pStyle w:val="NoSpacing"/>
+      </w:pPr>
+      <w:r>
+        <w:t>git checkout master</w:t>
+      </w:r>
+    </w:p>
+    <w:p>
+      <w:pPr>
+        <w:pStyle w:val="NoSpacing"/>
+      </w:pPr>
+      <w:r>
+        <w:rPr>
+          <w:b/>
+          <w:bCs/>
+        </w:rPr>
         <w:t>Step 3 — confirm all three exist:</w:t>
       </w:r>
     </w:p>
@@ -1665,276 +2343,275 @@
       </w:r>
       <w:proofErr w:type="spellEnd"/>
       <w:r>
-        <w:t xml:space="preserve">) PS </w:t>
-      </w:r>
+        <w:t>) PS C:\Ara\Python\Api\Schwab\Working\schwab_market_data&gt; git checkout master Already on 'master' Your branch is ahead of 'origin/main' by 1 commit. (use "git push" to publish your local commits) (.</w:t>
+      </w:r>
+      <w:proofErr w:type="spellStart"/>
+      <w:r>
+        <w:t>venv</w:t>
+      </w:r>
+      <w:proofErr w:type="spellEnd"/>
+      <w:r>
+        <w:t>) PS C:\Ara\Python\Api\Schwab\Working\schwab_market_data&gt;</w:t>
+      </w:r>
+    </w:p>
+    <w:p>
+      <w:pPr>
+        <w:pStyle w:val="NoSpacing"/>
+      </w:pPr>
+      <w:r>
+        <w:t>Show more</w:t>
+      </w:r>
+    </w:p>
+    <w:p>
+      <w:pPr>
+        <w:pStyle w:val="NoSpacing"/>
+      </w:pPr>
+      <w:r>
+        <w:t>4:08 PM</w:t>
+      </w:r>
+    </w:p>
+    <w:p>
+      <w:pPr>
+        <w:pStyle w:val="NoSpacing"/>
+      </w:pPr>
+      <w:r>
+        <w:t>All three branches already exist and everything is good. Here's the current state:</w:t>
+      </w:r>
+    </w:p>
+    <w:p>
+      <w:pPr>
+        <w:pStyle w:val="NoSpacing"/>
+      </w:pPr>
+      <w:r>
+        <w:t>dev — exists</w:t>
+      </w:r>
+    </w:p>
+    <w:p>
+      <w:pPr>
+        <w:pStyle w:val="NoSpacing"/>
+      </w:pPr>
+      <w:r>
+        <w:t>master — current branch (marked with *)</w:t>
+      </w:r>
+    </w:p>
+    <w:p>
+      <w:pPr>
+        <w:pStyle w:val="NoSpacing"/>
+      </w:pPr>
+      <w:proofErr w:type="spellStart"/>
+      <w:r>
+        <w:t>qa</w:t>
+      </w:r>
+      <w:proofErr w:type="spellEnd"/>
+      <w:r>
+        <w:t> — exists</w:t>
+      </w:r>
+    </w:p>
+    <w:p>
+      <w:pPr>
+        <w:pStyle w:val="NoSpacing"/>
+      </w:pPr>
+      <w:r>
+        <w:t>The only remaining thing is this warning:</w:t>
+      </w:r>
+    </w:p>
+    <w:p>
+      <w:pPr>
+        <w:pStyle w:val="NoSpacing"/>
+      </w:pPr>
+      <w:r>
+        <w:t>Your branch is ahead of 'origin/main' by 1 commit.</w:t>
+      </w:r>
+    </w:p>
+    <w:p>
+      <w:pPr>
+        <w:pStyle w:val="NoSpacing"/>
+      </w:pPr>
+      <w:r>
+        <w:t>Your remote is called origin/main but your local default is master. Fix that by pushing master to the remote:</w:t>
+      </w:r>
+    </w:p>
+    <w:p>
+      <w:pPr>
+        <w:pStyle w:val="NoSpacing"/>
+      </w:pPr>
+      <w:proofErr w:type="spellStart"/>
+      <w:r>
+        <w:t>powershell</w:t>
+      </w:r>
+      <w:proofErr w:type="spellEnd"/>
+    </w:p>
+    <w:p>
+      <w:pPr>
+        <w:pStyle w:val="NoSpacing"/>
+      </w:pPr>
+      <w:r>
+        <w:t>git push origin master</w:t>
+      </w:r>
+    </w:p>
+    <w:p>
+      <w:pPr>
+        <w:pStyle w:val="NoSpacing"/>
+      </w:pPr>
+      <w:r>
+        <w:t xml:space="preserve">Then push dev and </w:t>
+      </w:r>
+      <w:proofErr w:type="spellStart"/>
+      <w:r>
+        <w:t>qa</w:t>
+      </w:r>
+      <w:proofErr w:type="spellEnd"/>
+      <w:r>
+        <w:t xml:space="preserve"> to the remote too:</w:t>
+      </w:r>
+    </w:p>
+    <w:p>
+      <w:pPr>
+        <w:pStyle w:val="NoSpacing"/>
+      </w:pPr>
+      <w:proofErr w:type="spellStart"/>
+      <w:r>
+        <w:t>powershell</w:t>
+      </w:r>
+      <w:proofErr w:type="spellEnd"/>
+    </w:p>
+    <w:p>
+      <w:pPr>
+        <w:pStyle w:val="NoSpacing"/>
+      </w:pPr>
+      <w:r>
+        <w:t>git push origin dev</w:t>
+      </w:r>
+    </w:p>
+    <w:p>
+      <w:pPr>
+        <w:pStyle w:val="NoSpacing"/>
+      </w:pPr>
+      <w:r>
+        <w:t xml:space="preserve">git push origin </w:t>
+      </w:r>
+      <w:proofErr w:type="spellStart"/>
+      <w:r>
+        <w:t>qa</w:t>
+      </w:r>
+      <w:proofErr w:type="spellEnd"/>
+    </w:p>
+    <w:p>
+      <w:pPr>
+        <w:pStyle w:val="NoSpacing"/>
+      </w:pPr>
+      <w:r>
+        <w:t>After that run:</w:t>
+      </w:r>
+    </w:p>
+    <w:p>
+      <w:pPr>
+        <w:pStyle w:val="NoSpacing"/>
+      </w:pPr>
+      <w:proofErr w:type="spellStart"/>
+      <w:r>
+        <w:t>powershell</w:t>
+      </w:r>
+      <w:proofErr w:type="spellEnd"/>
+    </w:p>
+    <w:p>
+      <w:pPr>
+        <w:pStyle w:val="NoSpacing"/>
+      </w:pPr>
+      <w:r>
+        <w:t>git branch -a</w:t>
+      </w:r>
+    </w:p>
+    <w:p>
+      <w:pPr>
+        <w:pStyle w:val="NoSpacing"/>
+      </w:pPr>
+      <w:r>
+        <w:t>And you should see all three on both local and remote:</w:t>
+      </w:r>
+    </w:p>
+    <w:p>
+      <w:pPr>
+        <w:pStyle w:val="NoSpacing"/>
+      </w:pPr>
+      <w:r>
+        <w:t xml:space="preserve">  dev</w:t>
+      </w:r>
+    </w:p>
+    <w:p>
+      <w:pPr>
+        <w:pStyle w:val="NoSpacing"/>
+      </w:pPr>
+      <w:r>
+        <w:t xml:space="preserve">* </w:t>
+      </w:r>
+      <w:proofErr w:type="gramStart"/>
+      <w:r>
+        <w:t>master</w:t>
+      </w:r>
+      <w:proofErr w:type="gramEnd"/>
+    </w:p>
+    <w:p>
+      <w:pPr>
+        <w:pStyle w:val="NoSpacing"/>
+      </w:pPr>
+      <w:r>
+        <w:t xml:space="preserve">  </w:t>
+      </w:r>
+      <w:proofErr w:type="spellStart"/>
+      <w:r>
+        <w:t>qa</w:t>
+      </w:r>
+      <w:proofErr w:type="spellEnd"/>
+    </w:p>
+    <w:p>
+      <w:pPr>
+        <w:pStyle w:val="NoSpacing"/>
+      </w:pPr>
+      <w:r>
+        <w:t xml:space="preserve">  remotes/origin/dev</w:t>
+      </w:r>
+    </w:p>
+    <w:p>
+      <w:pPr>
+        <w:pStyle w:val="NoSpacing"/>
+      </w:pPr>
+      <w:r>
+        <w:t xml:space="preserve">  remotes/origin/master</w:t>
+      </w:r>
+    </w:p>
+    <w:p>
+      <w:pPr>
+        <w:pStyle w:val="NoSpacing"/>
+      </w:pPr>
       <w:r>
         <w:lastRenderedPageBreak/>
-        <w:t>C:\Ara\Python\Api\Schwab\Working\schwab_market_data&gt; git checkout master Already on 'master' Your branch is ahead of 'origin/main' by 1 commit. (use "git push" to publish your local commits) (.</w:t>
-      </w:r>
-      <w:proofErr w:type="spellStart"/>
-      <w:r>
-        <w:t>venv</w:t>
-      </w:r>
-      <w:proofErr w:type="spellEnd"/>
-      <w:r>
-        <w:t>) PS C:\Ara\Python\Api\Schwab\Working\schwab_market_data&gt;</w:t>
-      </w:r>
-    </w:p>
-    <w:p>
-      <w:pPr>
-        <w:pStyle w:val="NoSpacing"/>
-      </w:pPr>
-      <w:r>
-        <w:t>Show more</w:t>
-      </w:r>
-    </w:p>
-    <w:p>
-      <w:pPr>
-        <w:pStyle w:val="NoSpacing"/>
-      </w:pPr>
-      <w:r>
-        <w:t>4:08 PM</w:t>
-      </w:r>
-    </w:p>
-    <w:p>
-      <w:pPr>
-        <w:pStyle w:val="NoSpacing"/>
-      </w:pPr>
-      <w:r>
-        <w:t>All three branches already exist and everything is good. Here's the current state:</w:t>
-      </w:r>
-    </w:p>
-    <w:p>
-      <w:pPr>
-        <w:pStyle w:val="NoSpacing"/>
-      </w:pPr>
-      <w:r>
-        <w:t>dev — exists</w:t>
-      </w:r>
-    </w:p>
-    <w:p>
-      <w:pPr>
-        <w:pStyle w:val="NoSpacing"/>
-      </w:pPr>
-      <w:r>
-        <w:t>master — current branch (marked with *)</w:t>
-      </w:r>
-    </w:p>
-    <w:p>
-      <w:pPr>
-        <w:pStyle w:val="NoSpacing"/>
-      </w:pPr>
+        <w:t xml:space="preserve">  remotes/origin/</w:t>
+      </w:r>
       <w:proofErr w:type="spellStart"/>
       <w:r>
         <w:t>qa</w:t>
       </w:r>
       <w:proofErr w:type="spellEnd"/>
-      <w:r>
-        <w:t> — exists</w:t>
-      </w:r>
-    </w:p>
-    <w:p>
-      <w:pPr>
-        <w:pStyle w:val="NoSpacing"/>
-      </w:pPr>
-      <w:r>
-        <w:t>The only remaining thing is this warning:</w:t>
-      </w:r>
-    </w:p>
-    <w:p>
-      <w:pPr>
-        <w:pStyle w:val="NoSpacing"/>
-      </w:pPr>
-      <w:r>
-        <w:t>Your branch is ahead of 'origin/main' by 1 commit.</w:t>
-      </w:r>
-    </w:p>
-    <w:p>
-      <w:pPr>
-        <w:pStyle w:val="NoSpacing"/>
-      </w:pPr>
-      <w:r>
-        <w:t>Your remote is called origin/main but your local default is master. Fix that by pushing master to the remote:</w:t>
-      </w:r>
-    </w:p>
-    <w:p>
-      <w:pPr>
-        <w:pStyle w:val="NoSpacing"/>
-      </w:pPr>
-      <w:proofErr w:type="spellStart"/>
-      <w:r>
-        <w:t>powershell</w:t>
-      </w:r>
-      <w:proofErr w:type="spellEnd"/>
-    </w:p>
-    <w:p>
-      <w:pPr>
-        <w:pStyle w:val="NoSpacing"/>
-      </w:pPr>
-      <w:r>
-        <w:t>git push origin master</w:t>
-      </w:r>
-    </w:p>
-    <w:p>
-      <w:pPr>
-        <w:pStyle w:val="NoSpacing"/>
-      </w:pPr>
-      <w:r>
-        <w:t xml:space="preserve">Then push dev and </w:t>
-      </w:r>
-      <w:proofErr w:type="spellStart"/>
-      <w:r>
-        <w:t>qa</w:t>
-      </w:r>
-      <w:proofErr w:type="spellEnd"/>
-      <w:r>
-        <w:t xml:space="preserve"> to the remote too:</w:t>
-      </w:r>
-    </w:p>
-    <w:p>
-      <w:pPr>
-        <w:pStyle w:val="NoSpacing"/>
-      </w:pPr>
-      <w:proofErr w:type="spellStart"/>
-      <w:r>
-        <w:t>powershell</w:t>
-      </w:r>
-      <w:proofErr w:type="spellEnd"/>
-    </w:p>
-    <w:p>
-      <w:pPr>
-        <w:pStyle w:val="NoSpacing"/>
-      </w:pPr>
-      <w:r>
-        <w:t>git push origin dev</w:t>
-      </w:r>
-    </w:p>
-    <w:p>
-      <w:pPr>
-        <w:pStyle w:val="NoSpacing"/>
-      </w:pPr>
-      <w:r>
-        <w:t xml:space="preserve">git push origin </w:t>
-      </w:r>
-      <w:proofErr w:type="spellStart"/>
-      <w:r>
-        <w:t>qa</w:t>
-      </w:r>
-      <w:proofErr w:type="spellEnd"/>
-    </w:p>
-    <w:p>
-      <w:pPr>
-        <w:pStyle w:val="NoSpacing"/>
-      </w:pPr>
-      <w:r>
-        <w:t>After that run:</w:t>
-      </w:r>
-    </w:p>
-    <w:p>
-      <w:pPr>
-        <w:pStyle w:val="NoSpacing"/>
-      </w:pPr>
-      <w:proofErr w:type="spellStart"/>
-      <w:r>
-        <w:t>powershell</w:t>
-      </w:r>
-      <w:proofErr w:type="spellEnd"/>
-    </w:p>
-    <w:p>
-      <w:pPr>
-        <w:pStyle w:val="NoSpacing"/>
-      </w:pPr>
-      <w:r>
-        <w:t>git branch -a</w:t>
-      </w:r>
-    </w:p>
-    <w:p>
-      <w:pPr>
-        <w:pStyle w:val="NoSpacing"/>
-      </w:pPr>
-      <w:r>
-        <w:t>And you should see all three on both local and remote:</w:t>
-      </w:r>
-    </w:p>
-    <w:p>
-      <w:pPr>
-        <w:pStyle w:val="NoSpacing"/>
-      </w:pPr>
-      <w:r>
-        <w:t xml:space="preserve">  dev</w:t>
-      </w:r>
-    </w:p>
-    <w:p>
-      <w:pPr>
-        <w:pStyle w:val="NoSpacing"/>
-      </w:pPr>
-      <w:r>
-        <w:t xml:space="preserve">* </w:t>
-      </w:r>
-      <w:proofErr w:type="gramStart"/>
-      <w:r>
-        <w:t>master</w:t>
-      </w:r>
-      <w:proofErr w:type="gramEnd"/>
-    </w:p>
-    <w:p>
-      <w:pPr>
-        <w:pStyle w:val="NoSpacing"/>
-      </w:pPr>
-      <w:r>
-        <w:t xml:space="preserve">  </w:t>
-      </w:r>
-      <w:proofErr w:type="spellStart"/>
-      <w:r>
-        <w:t>qa</w:t>
-      </w:r>
-      <w:proofErr w:type="spellEnd"/>
-    </w:p>
-    <w:p>
-      <w:pPr>
-        <w:pStyle w:val="NoSpacing"/>
-      </w:pPr>
-      <w:r>
-        <w:t xml:space="preserve">  remotes/origin/dev</w:t>
-      </w:r>
-    </w:p>
-    <w:p>
-      <w:pPr>
-        <w:pStyle w:val="NoSpacing"/>
-      </w:pPr>
-      <w:r>
-        <w:t xml:space="preserve">  remotes/origin/master</w:t>
-      </w:r>
-    </w:p>
-    <w:p>
-      <w:pPr>
-        <w:pStyle w:val="NoSpacing"/>
-      </w:pPr>
-      <w:r>
-        <w:t xml:space="preserve">  remotes/origin/</w:t>
-      </w:r>
-      <w:proofErr w:type="spellStart"/>
-      <w:r>
-        <w:t>qa</w:t>
-      </w:r>
-      <w:proofErr w:type="spellEnd"/>
-    </w:p>
-    <w:p>
-      <w:pPr>
-        <w:pStyle w:val="NoSpacing"/>
-      </w:pPr>
-    </w:p>
-    <w:p>
-      <w:pPr>
-        <w:pStyle w:val="NoSpacing"/>
-      </w:pPr>
-    </w:p>
-    <w:p>
-      <w:pPr>
-        <w:pStyle w:val="NoSpacing"/>
-      </w:pPr>
-      <w:r>
-        <w:lastRenderedPageBreak/>
+    </w:p>
+    <w:p>
+      <w:pPr>
+        <w:pStyle w:val="NoSpacing"/>
+      </w:pPr>
+    </w:p>
+    <w:p>
+      <w:pPr>
+        <w:pStyle w:val="NoSpacing"/>
+      </w:pPr>
+    </w:p>
+    <w:p>
+      <w:pPr>
+        <w:pStyle w:val="NoSpacing"/>
+      </w:pPr>
+      <w:r>
+        <w:rPr>
+          <w:noProof/>
+        </w:rPr>
         <w:drawing>
           <wp:inline distT="0" distB="0" distL="0" distR="0" wp14:anchorId="1BB579C0" wp14:editId="0069D959">
             <wp:extent cx="5943600" cy="4370070"/>
@@ -1951,10 +2628,10 @@
                     <pic:cNvPicPr/>
                   </pic:nvPicPr>
                   <pic:blipFill>
-                    <a:blip r:embed="rId5">
+                    <a:blip r:embed="rId7">
                       <a:extLst>
                         <a:ext uri="{96DAC541-7B7A-43D3-8B79-37D633B846F1}">
-                          <asvg:svgBlip xmlns:asvg="http://schemas.microsoft.com/office/drawing/2016/SVG/main" r:embed="rId6"/>
+                          <asvg:svgBlip xmlns:asvg="http://schemas.microsoft.com/office/drawing/2016/SVG/main" r:embed="rId8"/>
                         </a:ext>
                       </a:extLst>
                     </a:blip>
@@ -2168,6 +2845,7 @@
         </w:numPr>
       </w:pPr>
       <w:r>
+        <w:lastRenderedPageBreak/>
         <w:t>Restrict who can push</w:t>
       </w:r>
     </w:p>
@@ -2200,7 +2878,6 @@
         <w:pStyle w:val="NoSpacing"/>
       </w:pPr>
       <w:r>
-        <w:lastRenderedPageBreak/>
         <w:t xml:space="preserve">In Azure DevOps it's under </w:t>
       </w:r>
       <w:r>
@@ -2258,6 +2935,9 @@
         <w:pStyle w:val="NoSpacing"/>
       </w:pPr>
       <w:r>
+        <w:rPr>
+          <w:noProof/>
+        </w:rPr>
         <w:drawing>
           <wp:inline distT="0" distB="0" distL="0" distR="0" wp14:anchorId="033A35CD" wp14:editId="4300B4B6">
             <wp:extent cx="5943600" cy="2971800"/>
@@ -2274,10 +2954,10 @@
                     <pic:cNvPicPr/>
                   </pic:nvPicPr>
                   <pic:blipFill>
-                    <a:blip r:embed="rId7">
+                    <a:blip r:embed="rId9">
                       <a:extLst>
                         <a:ext uri="{96DAC541-7B7A-43D3-8B79-37D633B846F1}">
-                          <asvg:svgBlip xmlns:asvg="http://schemas.microsoft.com/office/drawing/2016/SVG/main" r:embed="rId8"/>
+                          <asvg:svgBlip xmlns:asvg="http://schemas.microsoft.com/office/drawing/2016/SVG/main" r:embed="rId10"/>
                         </a:ext>
                       </a:extLst>
                     </a:blip>
@@ -2690,6 +3370,9 @@
         <w:pStyle w:val="NoSpacing"/>
       </w:pPr>
       <w:r>
+        <w:rPr>
+          <w:noProof/>
+        </w:rPr>
         <w:lastRenderedPageBreak/>
         <w:drawing>
           <wp:inline distT="0" distB="0" distL="0" distR="0" wp14:anchorId="304975C7" wp14:editId="6A75E082">
@@ -2707,10 +3390,10 @@
                     <pic:cNvPicPr/>
                   </pic:nvPicPr>
                   <pic:blipFill>
-                    <a:blip r:embed="rId9">
+                    <a:blip r:embed="rId5">
                       <a:extLst>
                         <a:ext uri="{96DAC541-7B7A-43D3-8B79-37D633B846F1}">
-                          <asvg:svgBlip xmlns:asvg="http://schemas.microsoft.com/office/drawing/2016/SVG/main" r:embed="rId10"/>
+                          <asvg:svgBlip xmlns:asvg="http://schemas.microsoft.com/office/drawing/2016/SVG/main" r:embed="rId6"/>
                         </a:ext>
                       </a:extLst>
                     </a:blip>
@@ -4377,6 +5060,29 @@
       <w:spacing w:after="0" w:line="240" w:lineRule="auto"/>
     </w:pPr>
   </w:style>
+  <w:style w:type="character" w:styleId="Hyperlink">
+    <w:name w:val="Hyperlink"/>
+    <w:basedOn w:val="DefaultParagraphFont"/>
+    <w:uiPriority w:val="99"/>
+    <w:unhideWhenUsed/>
+    <w:rsid w:val="00D347D0"/>
+    <w:rPr>
+      <w:color w:val="467886" w:themeColor="hyperlink"/>
+      <w:u w:val="single"/>
+    </w:rPr>
+  </w:style>
+  <w:style w:type="character" w:styleId="UnresolvedMention">
+    <w:name w:val="Unresolved Mention"/>
+    <w:basedOn w:val="DefaultParagraphFont"/>
+    <w:uiPriority w:val="99"/>
+    <w:semiHidden/>
+    <w:unhideWhenUsed/>
+    <w:rsid w:val="00D347D0"/>
+    <w:rPr>
+      <w:color w:val="605E5C"/>
+      <w:shd w:val="clear" w:color="auto" w:fill="E1DFDD"/>
+    </w:rPr>
+  </w:style>
 </w:styles>
 </file>
 
